--- a/lessons/3-5/downloads/reveal/teacher/3.5-session-1-prerequisite-practice-a.docx
+++ b/lessons/3-5/downloads/reveal/teacher/3.5-session-1-prerequisite-practice-a.docx
@@ -15,10 +15,28 @@
         <w:rPr>
           <w:rFonts w:ascii="Avenir Next" w:hAnsi="Avenir Next" w:cs="Avenir Next" w:eastAsia="Avenir Next"/>
           <w:color w:val="1A1A1A"/>
+          <w:sz w:val="22"/>
+          <w:szCs w:val="20"/>
+        </w:rPr>
+        <w:t xml:space="preserve">Name</w:t>
+      </w:r>
+      <w:r>
+        <w:rPr>
+          <w:rFonts w:ascii="Avenir Next" w:hAnsi="Avenir Next" w:cs="Avenir Next" w:eastAsia="Avenir Next"/>
+          <w:color w:val="1A1A1A"/>
           <w:sz w:val="20"/>
           <w:szCs w:val="20"/>
         </w:rPr>
-        <w:t xml:space="preserve">Name</w:t>
+        <w:tab/>
+      </w:r>
+      <w:r>
+        <w:rPr>
+          <w:rFonts w:ascii="Avenir Next" w:hAnsi="Avenir Next" w:cs="Avenir Next" w:eastAsia="Avenir Next"/>
+          <w:color w:val="1A1A1A"/>
+          <w:sz w:val="22"/>
+          <w:szCs w:val="20"/>
+        </w:rPr>
+        <w:t xml:space="preserve">   Date</w:t>
       </w:r>
       <w:r>
         <w:rPr>
@@ -33,25 +51,7 @@
         <w:rPr>
           <w:rFonts w:ascii="Avenir Next" w:hAnsi="Avenir Next" w:cs="Avenir Next" w:eastAsia="Avenir Next"/>
           <w:color w:val="1A1A1A"/>
-          <w:sz w:val="20"/>
-          <w:szCs w:val="20"/>
-        </w:rPr>
-        <w:t xml:space="preserve">   Date</w:t>
-      </w:r>
-      <w:r>
-        <w:rPr>
-          <w:rFonts w:ascii="Avenir Next" w:hAnsi="Avenir Next" w:cs="Avenir Next" w:eastAsia="Avenir Next"/>
-          <w:color w:val="1A1A1A"/>
-          <w:sz w:val="20"/>
-          <w:szCs w:val="20"/>
-        </w:rPr>
-        <w:tab/>
-      </w:r>
-      <w:r>
-        <w:rPr>
-          <w:rFonts w:ascii="Avenir Next" w:hAnsi="Avenir Next" w:cs="Avenir Next" w:eastAsia="Avenir Next"/>
-          <w:color w:val="1A1A1A"/>
-          <w:sz w:val="20"/>
+          <w:sz w:val="22"/>
           <w:szCs w:val="20"/>
         </w:rPr>
         <w:t xml:space="preserve">   Period</w:t>
@@ -78,7 +78,7 @@
           <w:caps/>
           <w:color w:val="003A70"/>
           <w:spacing w:val="12"/>
-          <w:sz w:val="19"/>
+          <w:sz w:val="22"/>
           <w:szCs w:val="19"/>
         </w:rPr>
         <w:t xml:space="preserve">Lesson 3-5  ·  Session 1  ·  Prerequisite Practice A  ·  Skill 1 of 2</w:t>
@@ -86,6 +86,7 @@
     </w:p>
     <w:p>
       <w:pPr>
+        <w:pStyle w:val="Heading1"/>
         <w:keepNext/>
         <w:spacing w:before="0" w:after="10" w:line="240" w:lineRule="auto"/>
       </w:pPr>
@@ -111,7 +112,7 @@
         <w:rPr>
           <w:rFonts w:ascii="Avenir Next" w:hAnsi="Avenir Next" w:cs="Avenir Next" w:eastAsia="Avenir Next"/>
           <w:color w:val="5A5F66"/>
-          <w:sz w:val="17"/>
+          <w:sz w:val="22"/>
           <w:szCs w:val="17"/>
         </w:rPr>
         <w:t xml:space="preserve">Builds on Grade 4 · 4.OA.B.4</w:t>
@@ -154,6 +155,7 @@
           </w:tcPr>
           <w:p>
             <w:pPr>
+              <w:pStyle w:val="Heading2"/>
               <w:spacing w:before="0" w:after="0" w:line="252" w:lineRule="auto"/>
             </w:pPr>
             <w:r>
@@ -183,7 +185,7 @@
               <w:rPr>
                 <w:rFonts w:ascii="Avenir Next" w:hAnsi="Avenir Next" w:cs="Avenir Next" w:eastAsia="Avenir Next"/>
                 <w:color w:val="1A1A1A"/>
-                <w:sz w:val="20"/>
+                <w:sz w:val="22"/>
                 <w:szCs w:val="20"/>
               </w:rPr>
               <w:t xml:space="preserve">You will make the red paint 6 cups in both mixes, from 3 cups and 2 cups.</w:t>
@@ -203,6 +205,7 @@
           </w:tcPr>
           <w:p>
             <w:pPr>
+              <w:pStyle w:val="Heading2"/>
               <w:spacing w:before="0" w:after="0" w:line="252" w:lineRule="auto"/>
             </w:pPr>
             <w:r>
@@ -232,7 +235,7 @@
               <w:rPr>
                 <w:rFonts w:ascii="Avenir Next" w:hAnsi="Avenir Next" w:cs="Avenir Next" w:eastAsia="Avenir Next"/>
                 <w:color w:val="1A1A1A"/>
-                <w:sz w:val="20"/>
+                <w:sz w:val="22"/>
                 <w:szCs w:val="20"/>
               </w:rPr>
               <w:t xml:space="preserve">Find a common multiple, like 6 for 3 and 2.  </w:t>
@@ -242,7 +245,7 @@
                 <w:rFonts w:ascii="Avenir Next" w:hAnsi="Avenir Next" w:cs="Avenir Next" w:eastAsia="Avenir Next"/>
                 <w:b/>
                 <w:color w:val="1A1A1A"/>
-                <w:sz w:val="20"/>
+                <w:sz w:val="22"/>
                 <w:szCs w:val="20"/>
               </w:rPr>
               <w:t xml:space="preserve">You will use it in Practice Form A, problems 2 and 3.</w:t>
@@ -253,6 +256,7 @@
     </w:tbl>
     <w:p>
       <w:pPr>
+        <w:pStyle w:val="Heading2"/>
         <w:keepNext/>
         <w:pBdr>
           <w:bottom w:val="single" w:sz="8" w:space="3" w:color="003A70"/>
@@ -268,7 +272,7 @@
           <w:b/>
           <w:color w:val="003A70"/>
           <w:spacing w:val="14"/>
-          <w:sz w:val="19"/>
+          <w:sz w:val="22"/>
           <w:szCs w:val="19"/>
         </w:rPr>
         <w:t xml:space="preserve">STEPS TO FOLLOW</w:t>
@@ -287,7 +291,7 @@
           <w:rFonts w:ascii="Avenir Next" w:hAnsi="Avenir Next" w:cs="Avenir Next" w:eastAsia="Avenir Next"/>
           <w:i/>
           <w:color w:val="5A5F66"/>
-          <w:sz w:val="17"/>
+          <w:sz w:val="22"/>
           <w:szCs w:val="17"/>
         </w:rPr>
         <w:t xml:space="preserve">use these same steps on every problem</w:t>
@@ -329,6 +333,7 @@
           </w:tcPr>
           <w:p>
             <w:pPr>
+              <w:pStyle w:val="Heading1"/>
               <w:spacing w:before="0" w:after="0" w:line="240" w:lineRule="auto"/>
               <w:jc w:val="center"/>
             </w:pPr>
@@ -358,7 +363,7 @@
                 <w:rFonts w:ascii="Avenir Next" w:hAnsi="Avenir Next" w:cs="Avenir Next" w:eastAsia="Avenir Next"/>
                 <w:b/>
                 <w:color w:val="1A1A1A"/>
-                <w:sz w:val="21"/>
+                <w:sz w:val="22"/>
                 <w:szCs w:val="21"/>
               </w:rPr>
               <w:t xml:space="preserve">List</w:t>
@@ -367,7 +372,7 @@
               <w:rPr>
                 <w:rFonts w:ascii="Avenir Next" w:hAnsi="Avenir Next" w:cs="Avenir Next" w:eastAsia="Avenir Next"/>
                 <w:color w:val="1A1A1A"/>
-                <w:sz w:val="21"/>
+                <w:sz w:val="22"/>
                 <w:szCs w:val="21"/>
               </w:rPr>
               <w:t xml:space="preserve"> multiples of the larger number.</w:t>
@@ -386,6 +391,7 @@
           </w:tcPr>
           <w:p>
             <w:pPr>
+              <w:pStyle w:val="Heading1"/>
               <w:spacing w:before="0" w:after="0" w:line="240" w:lineRule="auto"/>
               <w:jc w:val="center"/>
             </w:pPr>
@@ -415,7 +421,7 @@
                 <w:rFonts w:ascii="Avenir Next" w:hAnsi="Avenir Next" w:cs="Avenir Next" w:eastAsia="Avenir Next"/>
                 <w:b/>
                 <w:color w:val="1A1A1A"/>
-                <w:sz w:val="21"/>
+                <w:sz w:val="22"/>
                 <w:szCs w:val="21"/>
               </w:rPr>
               <w:t xml:space="preserve">Check</w:t>
@@ -424,7 +430,7 @@
               <w:rPr>
                 <w:rFonts w:ascii="Avenir Next" w:hAnsi="Avenir Next" w:cs="Avenir Next" w:eastAsia="Avenir Next"/>
                 <w:color w:val="1A1A1A"/>
-                <w:sz w:val="21"/>
+                <w:sz w:val="22"/>
                 <w:szCs w:val="21"/>
               </w:rPr>
               <w:t xml:space="preserve"> each one: does the smaller number divide it?</w:t>
@@ -443,6 +449,7 @@
           </w:tcPr>
           <w:p>
             <w:pPr>
+              <w:pStyle w:val="Heading1"/>
               <w:spacing w:before="0" w:after="0" w:line="240" w:lineRule="auto"/>
               <w:jc w:val="center"/>
             </w:pPr>
@@ -471,7 +478,7 @@
               <w:rPr>
                 <w:rFonts w:ascii="Avenir Next" w:hAnsi="Avenir Next" w:cs="Avenir Next" w:eastAsia="Avenir Next"/>
                 <w:color w:val="1A1A1A"/>
-                <w:sz w:val="21"/>
+                <w:sz w:val="22"/>
                 <w:szCs w:val="21"/>
               </w:rPr>
               <w:t xml:space="preserve">The </w:t>
@@ -481,7 +488,7 @@
                 <w:rFonts w:ascii="Avenir Next" w:hAnsi="Avenir Next" w:cs="Avenir Next" w:eastAsia="Avenir Next"/>
                 <w:b/>
                 <w:color w:val="1A1A1A"/>
-                <w:sz w:val="21"/>
+                <w:sz w:val="22"/>
                 <w:szCs w:val="21"/>
               </w:rPr>
               <w:t xml:space="preserve">first</w:t>
@@ -490,7 +497,7 @@
               <w:rPr>
                 <w:rFonts w:ascii="Avenir Next" w:hAnsi="Avenir Next" w:cs="Avenir Next" w:eastAsia="Avenir Next"/>
                 <w:color w:val="1A1A1A"/>
-                <w:sz w:val="21"/>
+                <w:sz w:val="22"/>
                 <w:szCs w:val="21"/>
               </w:rPr>
               <w:t xml:space="preserve"> one that works is the least common multiple.</w:t>
@@ -501,6 +508,7 @@
     </w:tbl>
     <w:p>
       <w:pPr>
+        <w:pStyle w:val="Heading2"/>
         <w:keepNext/>
         <w:pBdr>
           <w:bottom w:val="single" w:sz="8" w:space="3" w:color="003A70"/>
@@ -516,7 +524,7 @@
           <w:b/>
           <w:color w:val="003A70"/>
           <w:spacing w:val="14"/>
-          <w:sz w:val="19"/>
+          <w:sz w:val="22"/>
           <w:szCs w:val="19"/>
         </w:rPr>
         <w:t xml:space="preserve">WATCH ME</w:t>
@@ -535,7 +543,7 @@
           <w:rFonts w:ascii="Avenir Next" w:hAnsi="Avenir Next" w:cs="Avenir Next" w:eastAsia="Avenir Next"/>
           <w:i/>
           <w:color w:val="5A5F66"/>
-          <w:sz w:val="17"/>
+          <w:sz w:val="22"/>
           <w:szCs w:val="17"/>
         </w:rPr>
         <w:t xml:space="preserve">the steps in action</w:t>
@@ -550,7 +558,7 @@
           <w:rFonts w:ascii="Avenir Next" w:hAnsi="Avenir Next" w:cs="Avenir Next" w:eastAsia="Avenir Next"/>
           <w:b/>
           <w:color w:val="1A1A1A"/>
-          <w:sz w:val="21"/>
+          <w:sz w:val="22"/>
           <w:szCs w:val="21"/>
         </w:rPr>
         <w:t xml:space="preserve">Find the least common multiple of 4 and 6.</w:t>
@@ -569,25 +577,25 @@
           <w:rFonts w:ascii="Avenir Next" w:hAnsi="Avenir Next" w:cs="Avenir Next" w:eastAsia="Avenir Next"/>
           <w:b/>
           <w:color w:val="003A70"/>
+          <w:sz w:val="22"/>
+          <w:szCs w:val="19"/>
+        </w:rPr>
+        <w:t xml:space="preserve">Step 1</w:t>
+      </w:r>
+      <w:r>
+        <w:rPr>
+          <w:rFonts w:ascii="Avenir Next" w:hAnsi="Avenir Next" w:cs="Avenir Next" w:eastAsia="Avenir Next"/>
+          <w:color w:val="1A1A1A"/>
           <w:sz w:val="19"/>
           <w:szCs w:val="19"/>
         </w:rPr>
-        <w:t xml:space="preserve">Step 1</w:t>
-      </w:r>
-      <w:r>
-        <w:rPr>
-          <w:rFonts w:ascii="Avenir Next" w:hAnsi="Avenir Next" w:cs="Avenir Next" w:eastAsia="Avenir Next"/>
-          <w:color w:val="1A1A1A"/>
-          <w:sz w:val="19"/>
-          <w:szCs w:val="19"/>
-        </w:rPr>
         <w:tab/>
       </w:r>
       <w:r>
         <w:rPr>
           <w:rFonts w:ascii="Avenir Next" w:hAnsi="Avenir Next" w:cs="Avenir Next" w:eastAsia="Avenir Next"/>
           <w:color w:val="1A1A1A"/>
-          <w:sz w:val="21"/>
+          <w:sz w:val="22"/>
           <w:szCs w:val="21"/>
         </w:rPr>
         <w:t xml:space="preserve">Multiples of 6: 6, 12, 18, 24.</w:t>
@@ -606,25 +614,25 @@
           <w:rFonts w:ascii="Avenir Next" w:hAnsi="Avenir Next" w:cs="Avenir Next" w:eastAsia="Avenir Next"/>
           <w:b/>
           <w:color w:val="003A70"/>
+          <w:sz w:val="22"/>
+          <w:szCs w:val="19"/>
+        </w:rPr>
+        <w:t xml:space="preserve">Step 2</w:t>
+      </w:r>
+      <w:r>
+        <w:rPr>
+          <w:rFonts w:ascii="Avenir Next" w:hAnsi="Avenir Next" w:cs="Avenir Next" w:eastAsia="Avenir Next"/>
+          <w:color w:val="1A1A1A"/>
           <w:sz w:val="19"/>
           <w:szCs w:val="19"/>
         </w:rPr>
-        <w:t xml:space="preserve">Step 2</w:t>
-      </w:r>
-      <w:r>
-        <w:rPr>
-          <w:rFonts w:ascii="Avenir Next" w:hAnsi="Avenir Next" w:cs="Avenir Next" w:eastAsia="Avenir Next"/>
-          <w:color w:val="1A1A1A"/>
-          <w:sz w:val="19"/>
-          <w:szCs w:val="19"/>
-        </w:rPr>
         <w:tab/>
       </w:r>
       <w:r>
         <w:rPr>
           <w:rFonts w:ascii="Avenir Next" w:hAnsi="Avenir Next" w:cs="Avenir Next" w:eastAsia="Avenir Next"/>
           <w:color w:val="1A1A1A"/>
-          <w:sz w:val="21"/>
+          <w:sz w:val="22"/>
           <w:szCs w:val="21"/>
         </w:rPr>
         <w:t xml:space="preserve">6 ÷ 4 does not work. 12 ÷ 4 = 3 works.</w:t>
@@ -643,25 +651,25 @@
           <w:rFonts w:ascii="Avenir Next" w:hAnsi="Avenir Next" w:cs="Avenir Next" w:eastAsia="Avenir Next"/>
           <w:b/>
           <w:color w:val="003A70"/>
+          <w:sz w:val="22"/>
+          <w:szCs w:val="19"/>
+        </w:rPr>
+        <w:t xml:space="preserve">Step 3</w:t>
+      </w:r>
+      <w:r>
+        <w:rPr>
+          <w:rFonts w:ascii="Avenir Next" w:hAnsi="Avenir Next" w:cs="Avenir Next" w:eastAsia="Avenir Next"/>
+          <w:color w:val="1A1A1A"/>
           <w:sz w:val="19"/>
           <w:szCs w:val="19"/>
         </w:rPr>
-        <w:t xml:space="preserve">Step 3</w:t>
-      </w:r>
-      <w:r>
-        <w:rPr>
-          <w:rFonts w:ascii="Avenir Next" w:hAnsi="Avenir Next" w:cs="Avenir Next" w:eastAsia="Avenir Next"/>
-          <w:color w:val="1A1A1A"/>
-          <w:sz w:val="19"/>
-          <w:szCs w:val="19"/>
-        </w:rPr>
         <w:tab/>
       </w:r>
       <w:r>
         <w:rPr>
           <w:rFonts w:ascii="Avenir Next" w:hAnsi="Avenir Next" w:cs="Avenir Next" w:eastAsia="Avenir Next"/>
           <w:color w:val="1A1A1A"/>
-          <w:sz w:val="21"/>
+          <w:sz w:val="22"/>
           <w:szCs w:val="21"/>
         </w:rPr>
         <w:t xml:space="preserve">The least common multiple is 12.</w:t>
@@ -680,18 +688,18 @@
           <w:rFonts w:ascii="Avenir Next" w:hAnsi="Avenir Next" w:cs="Avenir Next" w:eastAsia="Avenir Next"/>
           <w:b/>
           <w:color w:val="1A1A1A"/>
+          <w:sz w:val="22"/>
+          <w:szCs w:val="21"/>
+        </w:rPr>
+        <w:t xml:space="preserve">Answer</w:t>
+      </w:r>
+      <w:r>
+        <w:rPr>
+          <w:rFonts w:ascii="Avenir Next" w:hAnsi="Avenir Next" w:cs="Avenir Next" w:eastAsia="Avenir Next"/>
+          <w:color w:val="1A1A1A"/>
           <w:sz w:val="21"/>
           <w:szCs w:val="21"/>
         </w:rPr>
-        <w:t xml:space="preserve">Answer</w:t>
-      </w:r>
-      <w:r>
-        <w:rPr>
-          <w:rFonts w:ascii="Avenir Next" w:hAnsi="Avenir Next" w:cs="Avenir Next" w:eastAsia="Avenir Next"/>
-          <w:color w:val="1A1A1A"/>
-          <w:sz w:val="21"/>
-          <w:szCs w:val="21"/>
-        </w:rPr>
         <w:tab/>
       </w:r>
       <w:r>
@@ -699,7 +707,7 @@
           <w:rFonts w:ascii="Avenir Next" w:hAnsi="Avenir Next" w:cs="Avenir Next" w:eastAsia="Avenir Next"/>
           <w:b/>
           <w:color w:val="1A1A1A"/>
-          <w:sz w:val="21"/>
+          <w:sz w:val="22"/>
           <w:szCs w:val="21"/>
         </w:rPr>
         <w:t xml:space="preserve">12</w:t>
@@ -707,6 +715,7 @@
     </w:p>
     <w:p>
       <w:pPr>
+        <w:pStyle w:val="Heading2"/>
         <w:keepNext/>
         <w:pBdr>
           <w:bottom w:val="single" w:sz="8" w:space="3" w:color="003A70"/>
@@ -722,7 +731,7 @@
           <w:b/>
           <w:color w:val="003A70"/>
           <w:spacing w:val="14"/>
-          <w:sz w:val="19"/>
+          <w:sz w:val="22"/>
           <w:szCs w:val="19"/>
         </w:rPr>
         <w:t xml:space="preserve">TRY IT WITH HELP</w:t>
@@ -741,7 +750,7 @@
           <w:rFonts w:ascii="Avenir Next" w:hAnsi="Avenir Next" w:cs="Avenir Next" w:eastAsia="Avenir Next"/>
           <w:i/>
           <w:color w:val="5A5F66"/>
-          <w:sz w:val="17"/>
+          <w:sz w:val="22"/>
           <w:szCs w:val="17"/>
         </w:rPr>
         <w:t xml:space="preserve">fill in each step</w:t>
@@ -799,35 +808,35 @@
           <w:rFonts w:ascii="Avenir Next" w:hAnsi="Avenir Next" w:cs="Avenir Next" w:eastAsia="Avenir Next"/>
           <w:b/>
           <w:color w:val="003A70"/>
+          <w:sz w:val="22"/>
+          <w:szCs w:val="18"/>
+        </w:rPr>
+        <w:t xml:space="preserve">Step 1</w:t>
+      </w:r>
+      <w:r>
+        <w:rPr>
+          <w:rFonts w:ascii="Avenir Next" w:hAnsi="Avenir Next" w:cs="Avenir Next" w:eastAsia="Avenir Next"/>
+          <w:color w:val="1A1A1A"/>
           <w:sz w:val="18"/>
           <w:szCs w:val="18"/>
         </w:rPr>
-        <w:t xml:space="preserve">Step 1</w:t>
-      </w:r>
-      <w:r>
-        <w:rPr>
-          <w:rFonts w:ascii="Avenir Next" w:hAnsi="Avenir Next" w:cs="Avenir Next" w:eastAsia="Avenir Next"/>
-          <w:color w:val="1A1A1A"/>
-          <w:sz w:val="18"/>
-          <w:szCs w:val="18"/>
-        </w:rPr>
         <w:tab/>
       </w:r>
       <w:r>
         <w:rPr>
           <w:rFonts w:ascii="Avenir Next" w:hAnsi="Avenir Next" w:cs="Avenir Next" w:eastAsia="Avenir Next"/>
           <w:color w:val="1A1A1A"/>
+          <w:sz w:val="22"/>
+          <w:szCs w:val="21"/>
+        </w:rPr>
+        <w:t xml:space="preserve">Multiples of 3: 3, </w:t>
+      </w:r>
+      <w:r>
+        <w:rPr>
+          <w:rFonts w:ascii="Avenir Next" w:hAnsi="Avenir Next" w:cs="Avenir Next" w:eastAsia="Avenir Next"/>
+          <w:color w:val="1A1A1A"/>
           <w:sz w:val="21"/>
           <w:szCs w:val="21"/>
-        </w:rPr>
-        <w:t xml:space="preserve">Multiples of 3: 3, </w:t>
-      </w:r>
-      <w:r>
-        <w:rPr>
-          <w:rFonts w:ascii="Avenir Next" w:hAnsi="Avenir Next" w:cs="Avenir Next" w:eastAsia="Avenir Next"/>
-          <w:color w:val="1A1A1A"/>
-          <w:sz w:val="21"/>
-          <w:szCs w:val="21"/>
           <w:u w:val="single"/>
         </w:rPr>
         <w:t xml:space="preserve">                </w:t>
@@ -836,7 +845,7 @@
         <w:rPr>
           <w:rFonts w:ascii="Avenir Next" w:hAnsi="Avenir Next" w:cs="Avenir Next" w:eastAsia="Avenir Next"/>
           <w:color w:val="1A1A1A"/>
-          <w:sz w:val="21"/>
+          <w:sz w:val="22"/>
           <w:szCs w:val="21"/>
         </w:rPr>
         <w:t xml:space="preserve">, 9.</w:t>
@@ -856,25 +865,25 @@
           <w:rFonts w:ascii="Avenir Next" w:hAnsi="Avenir Next" w:cs="Avenir Next" w:eastAsia="Avenir Next"/>
           <w:b/>
           <w:color w:val="003A70"/>
+          <w:sz w:val="22"/>
+          <w:szCs w:val="18"/>
+        </w:rPr>
+        <w:t xml:space="preserve">Step 2</w:t>
+      </w:r>
+      <w:r>
+        <w:rPr>
+          <w:rFonts w:ascii="Avenir Next" w:hAnsi="Avenir Next" w:cs="Avenir Next" w:eastAsia="Avenir Next"/>
+          <w:color w:val="1A1A1A"/>
           <w:sz w:val="18"/>
           <w:szCs w:val="18"/>
         </w:rPr>
-        <w:t xml:space="preserve">Step 2</w:t>
-      </w:r>
-      <w:r>
-        <w:rPr>
-          <w:rFonts w:ascii="Avenir Next" w:hAnsi="Avenir Next" w:cs="Avenir Next" w:eastAsia="Avenir Next"/>
-          <w:color w:val="1A1A1A"/>
-          <w:sz w:val="18"/>
-          <w:szCs w:val="18"/>
-        </w:rPr>
         <w:tab/>
       </w:r>
       <w:r>
         <w:rPr>
           <w:rFonts w:ascii="Avenir Next" w:hAnsi="Avenir Next" w:cs="Avenir Next" w:eastAsia="Avenir Next"/>
           <w:color w:val="1A1A1A"/>
-          <w:sz w:val="21"/>
+          <w:sz w:val="22"/>
           <w:szCs w:val="21"/>
         </w:rPr>
         <w:t xml:space="preserve">2 does not divide 3. Does 2 divide 6? </w:t>
@@ -904,35 +913,35 @@
           <w:rFonts w:ascii="Avenir Next" w:hAnsi="Avenir Next" w:cs="Avenir Next" w:eastAsia="Avenir Next"/>
           <w:b/>
           <w:color w:val="003A70"/>
+          <w:sz w:val="22"/>
+          <w:szCs w:val="18"/>
+        </w:rPr>
+        <w:t xml:space="preserve">Step 3</w:t>
+      </w:r>
+      <w:r>
+        <w:rPr>
+          <w:rFonts w:ascii="Avenir Next" w:hAnsi="Avenir Next" w:cs="Avenir Next" w:eastAsia="Avenir Next"/>
+          <w:color w:val="1A1A1A"/>
           <w:sz w:val="18"/>
           <w:szCs w:val="18"/>
         </w:rPr>
-        <w:t xml:space="preserve">Step 3</w:t>
-      </w:r>
-      <w:r>
-        <w:rPr>
-          <w:rFonts w:ascii="Avenir Next" w:hAnsi="Avenir Next" w:cs="Avenir Next" w:eastAsia="Avenir Next"/>
-          <w:color w:val="1A1A1A"/>
-          <w:sz w:val="18"/>
-          <w:szCs w:val="18"/>
-        </w:rPr>
         <w:tab/>
       </w:r>
       <w:r>
         <w:rPr>
           <w:rFonts w:ascii="Avenir Next" w:hAnsi="Avenir Next" w:cs="Avenir Next" w:eastAsia="Avenir Next"/>
           <w:color w:val="1A1A1A"/>
+          <w:sz w:val="22"/>
+          <w:szCs w:val="21"/>
+        </w:rPr>
+        <w:t xml:space="preserve">The least common multiple is </w:t>
+      </w:r>
+      <w:r>
+        <w:rPr>
+          <w:rFonts w:ascii="Avenir Next" w:hAnsi="Avenir Next" w:cs="Avenir Next" w:eastAsia="Avenir Next"/>
+          <w:color w:val="1A1A1A"/>
           <w:sz w:val="21"/>
           <w:szCs w:val="21"/>
-        </w:rPr>
-        <w:t xml:space="preserve">The least common multiple is </w:t>
-      </w:r>
-      <w:r>
-        <w:rPr>
-          <w:rFonts w:ascii="Avenir Next" w:hAnsi="Avenir Next" w:cs="Avenir Next" w:eastAsia="Avenir Next"/>
-          <w:color w:val="1A1A1A"/>
-          <w:sz w:val="21"/>
-          <w:szCs w:val="21"/>
           <w:u w:val="single"/>
         </w:rPr>
         <w:t xml:space="preserve">                </w:t>
@@ -941,7 +950,7 @@
         <w:rPr>
           <w:rFonts w:ascii="Avenir Next" w:hAnsi="Avenir Next" w:cs="Avenir Next" w:eastAsia="Avenir Next"/>
           <w:color w:val="1A1A1A"/>
-          <w:sz w:val="21"/>
+          <w:sz w:val="22"/>
           <w:szCs w:val="21"/>
         </w:rPr>
         <w:t xml:space="preserve">.</w:t>
@@ -1004,28 +1013,47 @@
           <w:rFonts w:ascii="Avenir Next" w:hAnsi="Avenir Next" w:cs="Avenir Next" w:eastAsia="Avenir Next"/>
           <w:b/>
           <w:color w:val="003A70"/>
+          <w:sz w:val="22"/>
+          <w:szCs w:val="18"/>
+        </w:rPr>
+        <w:t xml:space="preserve">Step 1</w:t>
+      </w:r>
+      <w:r>
+        <w:rPr>
+          <w:rFonts w:ascii="Avenir Next" w:hAnsi="Avenir Next" w:cs="Avenir Next" w:eastAsia="Avenir Next"/>
+          <w:color w:val="1A1A1A"/>
           <w:sz w:val="18"/>
           <w:szCs w:val="18"/>
         </w:rPr>
-        <w:t xml:space="preserve">Step 1</w:t>
-      </w:r>
-      <w:r>
-        <w:rPr>
-          <w:rFonts w:ascii="Avenir Next" w:hAnsi="Avenir Next" w:cs="Avenir Next" w:eastAsia="Avenir Next"/>
-          <w:color w:val="1A1A1A"/>
-          <w:sz w:val="18"/>
-          <w:szCs w:val="18"/>
-        </w:rPr>
         <w:tab/>
       </w:r>
       <w:r>
         <w:rPr>
           <w:rFonts w:ascii="Avenir Next" w:hAnsi="Avenir Next" w:cs="Avenir Next" w:eastAsia="Avenir Next"/>
           <w:color w:val="1A1A1A"/>
+          <w:sz w:val="22"/>
+          <w:szCs w:val="21"/>
+        </w:rPr>
+        <w:t xml:space="preserve">Multiples of 5: 5, 10, </w:t>
+      </w:r>
+      <w:r>
+        <w:rPr>
+          <w:rFonts w:ascii="Avenir Next" w:hAnsi="Avenir Next" w:cs="Avenir Next" w:eastAsia="Avenir Next"/>
+          <w:color w:val="1A1A1A"/>
           <w:sz w:val="21"/>
           <w:szCs w:val="21"/>
-        </w:rPr>
-        <w:t xml:space="preserve">Multiples of 5: 5, 10, </w:t>
+          <w:u w:val="single"/>
+        </w:rPr>
+        <w:t xml:space="preserve">                </w:t>
+      </w:r>
+      <w:r>
+        <w:rPr>
+          <w:rFonts w:ascii="Avenir Next" w:hAnsi="Avenir Next" w:cs="Avenir Next" w:eastAsia="Avenir Next"/>
+          <w:color w:val="1A1A1A"/>
+          <w:sz w:val="22"/>
+          <w:szCs w:val="21"/>
+        </w:rPr>
+        <w:t xml:space="preserve">, </w:t>
       </w:r>
       <w:r>
         <w:rPr>
@@ -1041,26 +1069,7 @@
         <w:rPr>
           <w:rFonts w:ascii="Avenir Next" w:hAnsi="Avenir Next" w:cs="Avenir Next" w:eastAsia="Avenir Next"/>
           <w:color w:val="1A1A1A"/>
-          <w:sz w:val="21"/>
-          <w:szCs w:val="21"/>
-        </w:rPr>
-        <w:t xml:space="preserve">, </w:t>
-      </w:r>
-      <w:r>
-        <w:rPr>
-          <w:rFonts w:ascii="Avenir Next" w:hAnsi="Avenir Next" w:cs="Avenir Next" w:eastAsia="Avenir Next"/>
-          <w:color w:val="1A1A1A"/>
-          <w:sz w:val="21"/>
-          <w:szCs w:val="21"/>
-          <w:u w:val="single"/>
-        </w:rPr>
-        <w:t xml:space="preserve">                </w:t>
-      </w:r>
-      <w:r>
-        <w:rPr>
-          <w:rFonts w:ascii="Avenir Next" w:hAnsi="Avenir Next" w:cs="Avenir Next" w:eastAsia="Avenir Next"/>
-          <w:color w:val="1A1A1A"/>
-          <w:sz w:val="21"/>
+          <w:sz w:val="22"/>
           <w:szCs w:val="21"/>
         </w:rPr>
         <w:t xml:space="preserve">.</w:t>
@@ -1080,35 +1089,35 @@
           <w:rFonts w:ascii="Avenir Next" w:hAnsi="Avenir Next" w:cs="Avenir Next" w:eastAsia="Avenir Next"/>
           <w:b/>
           <w:color w:val="003A70"/>
+          <w:sz w:val="22"/>
+          <w:szCs w:val="18"/>
+        </w:rPr>
+        <w:t xml:space="preserve">Step 2</w:t>
+      </w:r>
+      <w:r>
+        <w:rPr>
+          <w:rFonts w:ascii="Avenir Next" w:hAnsi="Avenir Next" w:cs="Avenir Next" w:eastAsia="Avenir Next"/>
+          <w:color w:val="1A1A1A"/>
           <w:sz w:val="18"/>
           <w:szCs w:val="18"/>
         </w:rPr>
-        <w:t xml:space="preserve">Step 2</w:t>
-      </w:r>
-      <w:r>
-        <w:rPr>
-          <w:rFonts w:ascii="Avenir Next" w:hAnsi="Avenir Next" w:cs="Avenir Next" w:eastAsia="Avenir Next"/>
-          <w:color w:val="1A1A1A"/>
-          <w:sz w:val="18"/>
-          <w:szCs w:val="18"/>
-        </w:rPr>
         <w:tab/>
       </w:r>
       <w:r>
         <w:rPr>
           <w:rFonts w:ascii="Avenir Next" w:hAnsi="Avenir Next" w:cs="Avenir Next" w:eastAsia="Avenir Next"/>
           <w:color w:val="1A1A1A"/>
+          <w:sz w:val="22"/>
+          <w:szCs w:val="21"/>
+        </w:rPr>
+        <w:t xml:space="preserve">4 divides </w:t>
+      </w:r>
+      <w:r>
+        <w:rPr>
+          <w:rFonts w:ascii="Avenir Next" w:hAnsi="Avenir Next" w:cs="Avenir Next" w:eastAsia="Avenir Next"/>
+          <w:color w:val="1A1A1A"/>
           <w:sz w:val="21"/>
           <w:szCs w:val="21"/>
-        </w:rPr>
-        <w:t xml:space="preserve">4 divides </w:t>
-      </w:r>
-      <w:r>
-        <w:rPr>
-          <w:rFonts w:ascii="Avenir Next" w:hAnsi="Avenir Next" w:cs="Avenir Next" w:eastAsia="Avenir Next"/>
-          <w:color w:val="1A1A1A"/>
-          <w:sz w:val="21"/>
-          <w:szCs w:val="21"/>
           <w:u w:val="single"/>
         </w:rPr>
         <w:t xml:space="preserve">                </w:t>
@@ -1117,7 +1126,7 @@
         <w:rPr>
           <w:rFonts w:ascii="Avenir Next" w:hAnsi="Avenir Next" w:cs="Avenir Next" w:eastAsia="Avenir Next"/>
           <w:color w:val="1A1A1A"/>
-          <w:sz w:val="21"/>
+          <w:sz w:val="22"/>
           <w:szCs w:val="21"/>
         </w:rPr>
         <w:t xml:space="preserve"> first.</w:t>
@@ -1137,35 +1146,35 @@
           <w:rFonts w:ascii="Avenir Next" w:hAnsi="Avenir Next" w:cs="Avenir Next" w:eastAsia="Avenir Next"/>
           <w:b/>
           <w:color w:val="003A70"/>
+          <w:sz w:val="22"/>
+          <w:szCs w:val="18"/>
+        </w:rPr>
+        <w:t xml:space="preserve">Step 3</w:t>
+      </w:r>
+      <w:r>
+        <w:rPr>
+          <w:rFonts w:ascii="Avenir Next" w:hAnsi="Avenir Next" w:cs="Avenir Next" w:eastAsia="Avenir Next"/>
+          <w:color w:val="1A1A1A"/>
           <w:sz w:val="18"/>
           <w:szCs w:val="18"/>
         </w:rPr>
-        <w:t xml:space="preserve">Step 3</w:t>
-      </w:r>
-      <w:r>
-        <w:rPr>
-          <w:rFonts w:ascii="Avenir Next" w:hAnsi="Avenir Next" w:cs="Avenir Next" w:eastAsia="Avenir Next"/>
-          <w:color w:val="1A1A1A"/>
-          <w:sz w:val="18"/>
-          <w:szCs w:val="18"/>
-        </w:rPr>
         <w:tab/>
       </w:r>
       <w:r>
         <w:rPr>
           <w:rFonts w:ascii="Avenir Next" w:hAnsi="Avenir Next" w:cs="Avenir Next" w:eastAsia="Avenir Next"/>
           <w:color w:val="1A1A1A"/>
+          <w:sz w:val="22"/>
+          <w:szCs w:val="21"/>
+        </w:rPr>
+        <w:t xml:space="preserve">The least common multiple is </w:t>
+      </w:r>
+      <w:r>
+        <w:rPr>
+          <w:rFonts w:ascii="Avenir Next" w:hAnsi="Avenir Next" w:cs="Avenir Next" w:eastAsia="Avenir Next"/>
+          <w:color w:val="1A1A1A"/>
           <w:sz w:val="21"/>
           <w:szCs w:val="21"/>
-        </w:rPr>
-        <w:t xml:space="preserve">The least common multiple is </w:t>
-      </w:r>
-      <w:r>
-        <w:rPr>
-          <w:rFonts w:ascii="Avenir Next" w:hAnsi="Avenir Next" w:cs="Avenir Next" w:eastAsia="Avenir Next"/>
-          <w:color w:val="1A1A1A"/>
-          <w:sz w:val="21"/>
-          <w:szCs w:val="21"/>
           <w:u w:val="single"/>
         </w:rPr>
         <w:t xml:space="preserve">                </w:t>
@@ -1174,7 +1183,7 @@
         <w:rPr>
           <w:rFonts w:ascii="Avenir Next" w:hAnsi="Avenir Next" w:cs="Avenir Next" w:eastAsia="Avenir Next"/>
           <w:color w:val="1A1A1A"/>
-          <w:sz w:val="21"/>
+          <w:sz w:val="22"/>
           <w:szCs w:val="21"/>
         </w:rPr>
         <w:t xml:space="preserve">.</w:t>
@@ -1187,6 +1196,7 @@
     </w:p>
     <w:p>
       <w:pPr>
+        <w:pStyle w:val="Heading2"/>
         <w:keepNext/>
         <w:pBdr>
           <w:bottom w:val="single" w:sz="8" w:space="3" w:color="003A70"/>
@@ -1202,7 +1212,7 @@
           <w:b/>
           <w:color w:val="003A70"/>
           <w:spacing w:val="14"/>
-          <w:sz w:val="19"/>
+          <w:sz w:val="22"/>
           <w:szCs w:val="19"/>
         </w:rPr>
         <w:t xml:space="preserve">YOUR TURN</w:t>
@@ -1221,7 +1231,7 @@
           <w:rFonts w:ascii="Avenir Next" w:hAnsi="Avenir Next" w:cs="Avenir Next" w:eastAsia="Avenir Next"/>
           <w:i/>
           <w:color w:val="5A5F66"/>
-          <w:sz w:val="17"/>
+          <w:sz w:val="22"/>
           <w:szCs w:val="17"/>
         </w:rPr>
         <w:t xml:space="preserve">use the steps on your own</w:t>
@@ -1393,7 +1403,7 @@
                       <w:szCs w:val="22"/>
                       <w:u w:val="single"/>
                     </w:rPr>
-                    <w:t xml:space="preserve">      </w:t>
+                    <w:t xml:space="preserve">          </w:t>
                   </w:r>
                 </w:p>
               </w:tc>
@@ -1455,7 +1465,7 @@
                       <w:szCs w:val="22"/>
                       <w:u w:val="single"/>
                     </w:rPr>
-                    <w:t xml:space="preserve">      </w:t>
+                    <w:t xml:space="preserve">          </w:t>
                   </w:r>
                 </w:p>
               </w:tc>
@@ -1517,7 +1527,7 @@
                       <w:szCs w:val="22"/>
                       <w:u w:val="single"/>
                     </w:rPr>
-                    <w:t xml:space="preserve">      </w:t>
+                    <w:t xml:space="preserve">          </w:t>
                   </w:r>
                 </w:p>
               </w:tc>
@@ -1585,7 +1595,7 @@
                       <w:szCs w:val="22"/>
                       <w:u w:val="single"/>
                     </w:rPr>
-                    <w:t xml:space="preserve">      </w:t>
+                    <w:t xml:space="preserve">          </w:t>
                   </w:r>
                 </w:p>
               </w:tc>
@@ -1647,7 +1657,7 @@
                       <w:szCs w:val="22"/>
                       <w:u w:val="single"/>
                     </w:rPr>
-                    <w:t xml:space="preserve">      </w:t>
+                    <w:t xml:space="preserve">          </w:t>
                   </w:r>
                 </w:p>
               </w:tc>
@@ -1709,7 +1719,7 @@
                       <w:szCs w:val="22"/>
                       <w:u w:val="single"/>
                     </w:rPr>
-                    <w:t xml:space="preserve">      </w:t>
+                    <w:t xml:space="preserve">          </w:t>
                   </w:r>
                 </w:p>
               </w:tc>
@@ -1741,7 +1751,7 @@
           <w:caps/>
           <w:color w:val="003A70"/>
           <w:spacing w:val="12"/>
-          <w:sz w:val="19"/>
+          <w:sz w:val="22"/>
           <w:szCs w:val="19"/>
         </w:rPr>
         <w:t xml:space="preserve">Lesson 3-5  ·  Session 1  ·  Prerequisite Practice A  ·  Skill 2 of 2</w:t>
@@ -1749,6 +1759,7 @@
     </w:p>
     <w:p>
       <w:pPr>
+        <w:pStyle w:val="Heading1"/>
         <w:keepNext/>
         <w:spacing w:before="0" w:after="10" w:line="240" w:lineRule="auto"/>
       </w:pPr>
@@ -1774,7 +1785,7 @@
         <w:rPr>
           <w:rFonts w:ascii="Avenir Next" w:hAnsi="Avenir Next" w:cs="Avenir Next" w:eastAsia="Avenir Next"/>
           <w:color w:val="5A5F66"/>
-          <w:sz w:val="17"/>
+          <w:sz w:val="22"/>
           <w:szCs w:val="17"/>
         </w:rPr>
         <w:t xml:space="preserve">Builds on Grade 4 · 4.NBT.B.5</w:t>
@@ -1817,6 +1828,7 @@
           </w:tcPr>
           <w:p>
             <w:pPr>
+              <w:pStyle w:val="Heading2"/>
               <w:spacing w:before="0" w:after="0" w:line="252" w:lineRule="auto"/>
             </w:pPr>
             <w:r>
@@ -1846,7 +1858,7 @@
               <w:rPr>
                 <w:rFonts w:ascii="Avenir Next" w:hAnsi="Avenir Next" w:cs="Avenir Next" w:eastAsia="Avenir Next"/>
                 <w:color w:val="1A1A1A"/>
-                <w:sz w:val="20"/>
+                <w:sz w:val="22"/>
                 <w:szCs w:val="20"/>
               </w:rPr>
               <w:t xml:space="preserve">You will scale 3 : 7 up to 15 spoons. That needs 7 × 5 = 35.</w:t>
@@ -1866,6 +1878,7 @@
           </w:tcPr>
           <w:p>
             <w:pPr>
+              <w:pStyle w:val="Heading2"/>
               <w:spacing w:before="0" w:after="0" w:line="252" w:lineRule="auto"/>
             </w:pPr>
             <w:r>
@@ -1895,7 +1908,7 @@
               <w:rPr>
                 <w:rFonts w:ascii="Avenir Next" w:hAnsi="Avenir Next" w:cs="Avenir Next" w:eastAsia="Avenir Next"/>
                 <w:color w:val="1A1A1A"/>
-                <w:sz w:val="20"/>
+                <w:sz w:val="22"/>
                 <w:szCs w:val="20"/>
               </w:rPr>
               <w:t xml:space="preserve">Multiply a two-digit number by a one-digit number, like 12 × 3 = 36.  </w:t>
@@ -1905,7 +1918,7 @@
                 <w:rFonts w:ascii="Avenir Next" w:hAnsi="Avenir Next" w:cs="Avenir Next" w:eastAsia="Avenir Next"/>
                 <w:b/>
                 <w:color w:val="1A1A1A"/>
-                <w:sz w:val="20"/>
+                <w:sz w:val="22"/>
                 <w:szCs w:val="20"/>
               </w:rPr>
               <w:t xml:space="preserve">You will use it in Practice Form A, problems 7 and 8.</w:t>
@@ -1916,6 +1929,7 @@
     </w:tbl>
     <w:p>
       <w:pPr>
+        <w:pStyle w:val="Heading2"/>
         <w:keepNext/>
         <w:pBdr>
           <w:bottom w:val="single" w:sz="8" w:space="3" w:color="003A70"/>
@@ -1931,7 +1945,7 @@
           <w:b/>
           <w:color w:val="003A70"/>
           <w:spacing w:val="14"/>
-          <w:sz w:val="19"/>
+          <w:sz w:val="22"/>
           <w:szCs w:val="19"/>
         </w:rPr>
         <w:t xml:space="preserve">STEPS TO FOLLOW</w:t>
@@ -1950,7 +1964,7 @@
           <w:rFonts w:ascii="Avenir Next" w:hAnsi="Avenir Next" w:cs="Avenir Next" w:eastAsia="Avenir Next"/>
           <w:i/>
           <w:color w:val="5A5F66"/>
-          <w:sz w:val="17"/>
+          <w:sz w:val="22"/>
           <w:szCs w:val="17"/>
         </w:rPr>
         <w:t xml:space="preserve">use these same steps on every problem</w:t>
@@ -1992,6 +2006,7 @@
           </w:tcPr>
           <w:p>
             <w:pPr>
+              <w:pStyle w:val="Heading1"/>
               <w:spacing w:before="0" w:after="0" w:line="240" w:lineRule="auto"/>
               <w:jc w:val="center"/>
             </w:pPr>
@@ -2021,7 +2036,7 @@
                 <w:rFonts w:ascii="Avenir Next" w:hAnsi="Avenir Next" w:cs="Avenir Next" w:eastAsia="Avenir Next"/>
                 <w:b/>
                 <w:color w:val="1A1A1A"/>
-                <w:sz w:val="21"/>
+                <w:sz w:val="22"/>
                 <w:szCs w:val="21"/>
               </w:rPr>
               <w:t xml:space="preserve">Break</w:t>
@@ -2030,7 +2045,7 @@
               <w:rPr>
                 <w:rFonts w:ascii="Avenir Next" w:hAnsi="Avenir Next" w:cs="Avenir Next" w:eastAsia="Avenir Next"/>
                 <w:color w:val="1A1A1A"/>
-                <w:sz w:val="21"/>
+                <w:sz w:val="22"/>
                 <w:szCs w:val="21"/>
               </w:rPr>
               <w:t xml:space="preserve"> the two-digit number into tens and ones.</w:t>
@@ -2049,6 +2064,7 @@
           </w:tcPr>
           <w:p>
             <w:pPr>
+              <w:pStyle w:val="Heading1"/>
               <w:spacing w:before="0" w:after="0" w:line="240" w:lineRule="auto"/>
               <w:jc w:val="center"/>
             </w:pPr>
@@ -2078,7 +2094,7 @@
                 <w:rFonts w:ascii="Avenir Next" w:hAnsi="Avenir Next" w:cs="Avenir Next" w:eastAsia="Avenir Next"/>
                 <w:b/>
                 <w:color w:val="1A1A1A"/>
-                <w:sz w:val="21"/>
+                <w:sz w:val="22"/>
                 <w:szCs w:val="21"/>
               </w:rPr>
               <w:t xml:space="preserve">Multiply</w:t>
@@ -2087,7 +2103,7 @@
               <w:rPr>
                 <w:rFonts w:ascii="Avenir Next" w:hAnsi="Avenir Next" w:cs="Avenir Next" w:eastAsia="Avenir Next"/>
                 <w:color w:val="1A1A1A"/>
-                <w:sz w:val="21"/>
+                <w:sz w:val="22"/>
                 <w:szCs w:val="21"/>
               </w:rPr>
               <w:t xml:space="preserve"> each part by the one-digit number.</w:t>
@@ -2106,6 +2122,7 @@
           </w:tcPr>
           <w:p>
             <w:pPr>
+              <w:pStyle w:val="Heading1"/>
               <w:spacing w:before="0" w:after="0" w:line="240" w:lineRule="auto"/>
               <w:jc w:val="center"/>
             </w:pPr>
@@ -2135,7 +2152,7 @@
                 <w:rFonts w:ascii="Avenir Next" w:hAnsi="Avenir Next" w:cs="Avenir Next" w:eastAsia="Avenir Next"/>
                 <w:b/>
                 <w:color w:val="1A1A1A"/>
-                <w:sz w:val="21"/>
+                <w:sz w:val="22"/>
                 <w:szCs w:val="21"/>
               </w:rPr>
               <w:t xml:space="preserve">Add</w:t>
@@ -2144,7 +2161,7 @@
               <w:rPr>
                 <w:rFonts w:ascii="Avenir Next" w:hAnsi="Avenir Next" w:cs="Avenir Next" w:eastAsia="Avenir Next"/>
                 <w:color w:val="1A1A1A"/>
-                <w:sz w:val="21"/>
+                <w:sz w:val="22"/>
                 <w:szCs w:val="21"/>
               </w:rPr>
               <w:t xml:space="preserve"> the two products.</w:t>
@@ -2155,6 +2172,7 @@
     </w:tbl>
     <w:p>
       <w:pPr>
+        <w:pStyle w:val="Heading2"/>
         <w:keepNext/>
         <w:pBdr>
           <w:bottom w:val="single" w:sz="8" w:space="3" w:color="003A70"/>
@@ -2170,7 +2188,7 @@
           <w:b/>
           <w:color w:val="003A70"/>
           <w:spacing w:val="14"/>
-          <w:sz w:val="19"/>
+          <w:sz w:val="22"/>
           <w:szCs w:val="19"/>
         </w:rPr>
         <w:t xml:space="preserve">WATCH ME</w:t>
@@ -2189,7 +2207,7 @@
           <w:rFonts w:ascii="Avenir Next" w:hAnsi="Avenir Next" w:cs="Avenir Next" w:eastAsia="Avenir Next"/>
           <w:i/>
           <w:color w:val="5A5F66"/>
-          <w:sz w:val="17"/>
+          <w:sz w:val="22"/>
           <w:szCs w:val="17"/>
         </w:rPr>
         <w:t xml:space="preserve">the steps in action</w:t>
@@ -2204,7 +2222,7 @@
           <w:rFonts w:ascii="Avenir Next" w:hAnsi="Avenir Next" w:cs="Avenir Next" w:eastAsia="Avenir Next"/>
           <w:b/>
           <w:color w:val="1A1A1A"/>
-          <w:sz w:val="21"/>
+          <w:sz w:val="22"/>
           <w:szCs w:val="21"/>
         </w:rPr>
         <w:t xml:space="preserve">Find 14 × 6.</w:t>
@@ -2223,25 +2241,25 @@
           <w:rFonts w:ascii="Avenir Next" w:hAnsi="Avenir Next" w:cs="Avenir Next" w:eastAsia="Avenir Next"/>
           <w:b/>
           <w:color w:val="003A70"/>
+          <w:sz w:val="22"/>
+          <w:szCs w:val="19"/>
+        </w:rPr>
+        <w:t xml:space="preserve">Step 1</w:t>
+      </w:r>
+      <w:r>
+        <w:rPr>
+          <w:rFonts w:ascii="Avenir Next" w:hAnsi="Avenir Next" w:cs="Avenir Next" w:eastAsia="Avenir Next"/>
+          <w:color w:val="1A1A1A"/>
           <w:sz w:val="19"/>
           <w:szCs w:val="19"/>
         </w:rPr>
-        <w:t xml:space="preserve">Step 1</w:t>
-      </w:r>
-      <w:r>
-        <w:rPr>
-          <w:rFonts w:ascii="Avenir Next" w:hAnsi="Avenir Next" w:cs="Avenir Next" w:eastAsia="Avenir Next"/>
-          <w:color w:val="1A1A1A"/>
-          <w:sz w:val="19"/>
-          <w:szCs w:val="19"/>
-        </w:rPr>
         <w:tab/>
       </w:r>
       <w:r>
         <w:rPr>
           <w:rFonts w:ascii="Avenir Next" w:hAnsi="Avenir Next" w:cs="Avenir Next" w:eastAsia="Avenir Next"/>
           <w:color w:val="1A1A1A"/>
-          <w:sz w:val="21"/>
+          <w:sz w:val="22"/>
           <w:szCs w:val="21"/>
         </w:rPr>
         <w:t xml:space="preserve">14 = 10 + 4.</w:t>
@@ -2260,25 +2278,25 @@
           <w:rFonts w:ascii="Avenir Next" w:hAnsi="Avenir Next" w:cs="Avenir Next" w:eastAsia="Avenir Next"/>
           <w:b/>
           <w:color w:val="003A70"/>
+          <w:sz w:val="22"/>
+          <w:szCs w:val="19"/>
+        </w:rPr>
+        <w:t xml:space="preserve">Step 2</w:t>
+      </w:r>
+      <w:r>
+        <w:rPr>
+          <w:rFonts w:ascii="Avenir Next" w:hAnsi="Avenir Next" w:cs="Avenir Next" w:eastAsia="Avenir Next"/>
+          <w:color w:val="1A1A1A"/>
           <w:sz w:val="19"/>
           <w:szCs w:val="19"/>
         </w:rPr>
-        <w:t xml:space="preserve">Step 2</w:t>
-      </w:r>
-      <w:r>
-        <w:rPr>
-          <w:rFonts w:ascii="Avenir Next" w:hAnsi="Avenir Next" w:cs="Avenir Next" w:eastAsia="Avenir Next"/>
-          <w:color w:val="1A1A1A"/>
-          <w:sz w:val="19"/>
-          <w:szCs w:val="19"/>
-        </w:rPr>
         <w:tab/>
       </w:r>
       <w:r>
         <w:rPr>
           <w:rFonts w:ascii="Avenir Next" w:hAnsi="Avenir Next" w:cs="Avenir Next" w:eastAsia="Avenir Next"/>
           <w:color w:val="1A1A1A"/>
-          <w:sz w:val="21"/>
+          <w:sz w:val="22"/>
           <w:szCs w:val="21"/>
         </w:rPr>
         <w:t xml:space="preserve">10 × 6 = 60 and 4 × 6 = 24.</w:t>
@@ -2297,25 +2315,25 @@
           <w:rFonts w:ascii="Avenir Next" w:hAnsi="Avenir Next" w:cs="Avenir Next" w:eastAsia="Avenir Next"/>
           <w:b/>
           <w:color w:val="003A70"/>
+          <w:sz w:val="22"/>
+          <w:szCs w:val="19"/>
+        </w:rPr>
+        <w:t xml:space="preserve">Step 3</w:t>
+      </w:r>
+      <w:r>
+        <w:rPr>
+          <w:rFonts w:ascii="Avenir Next" w:hAnsi="Avenir Next" w:cs="Avenir Next" w:eastAsia="Avenir Next"/>
+          <w:color w:val="1A1A1A"/>
           <w:sz w:val="19"/>
           <w:szCs w:val="19"/>
         </w:rPr>
-        <w:t xml:space="preserve">Step 3</w:t>
-      </w:r>
-      <w:r>
-        <w:rPr>
-          <w:rFonts w:ascii="Avenir Next" w:hAnsi="Avenir Next" w:cs="Avenir Next" w:eastAsia="Avenir Next"/>
-          <w:color w:val="1A1A1A"/>
-          <w:sz w:val="19"/>
-          <w:szCs w:val="19"/>
-        </w:rPr>
         <w:tab/>
       </w:r>
       <w:r>
         <w:rPr>
           <w:rFonts w:ascii="Avenir Next" w:hAnsi="Avenir Next" w:cs="Avenir Next" w:eastAsia="Avenir Next"/>
           <w:color w:val="1A1A1A"/>
-          <w:sz w:val="21"/>
+          <w:sz w:val="22"/>
           <w:szCs w:val="21"/>
         </w:rPr>
         <w:t xml:space="preserve">60 + 24 = 84.</w:t>
@@ -2334,18 +2352,18 @@
           <w:rFonts w:ascii="Avenir Next" w:hAnsi="Avenir Next" w:cs="Avenir Next" w:eastAsia="Avenir Next"/>
           <w:b/>
           <w:color w:val="1A1A1A"/>
+          <w:sz w:val="22"/>
+          <w:szCs w:val="21"/>
+        </w:rPr>
+        <w:t xml:space="preserve">Answer</w:t>
+      </w:r>
+      <w:r>
+        <w:rPr>
+          <w:rFonts w:ascii="Avenir Next" w:hAnsi="Avenir Next" w:cs="Avenir Next" w:eastAsia="Avenir Next"/>
+          <w:color w:val="1A1A1A"/>
           <w:sz w:val="21"/>
           <w:szCs w:val="21"/>
         </w:rPr>
-        <w:t xml:space="preserve">Answer</w:t>
-      </w:r>
-      <w:r>
-        <w:rPr>
-          <w:rFonts w:ascii="Avenir Next" w:hAnsi="Avenir Next" w:cs="Avenir Next" w:eastAsia="Avenir Next"/>
-          <w:color w:val="1A1A1A"/>
-          <w:sz w:val="21"/>
-          <w:szCs w:val="21"/>
-        </w:rPr>
         <w:tab/>
       </w:r>
       <w:r>
@@ -2353,7 +2371,7 @@
           <w:rFonts w:ascii="Avenir Next" w:hAnsi="Avenir Next" w:cs="Avenir Next" w:eastAsia="Avenir Next"/>
           <w:b/>
           <w:color w:val="1A1A1A"/>
-          <w:sz w:val="21"/>
+          <w:sz w:val="22"/>
           <w:szCs w:val="21"/>
         </w:rPr>
         <w:t xml:space="preserve">84</w:t>
@@ -2361,6 +2379,7 @@
     </w:p>
     <w:p>
       <w:pPr>
+        <w:pStyle w:val="Heading2"/>
         <w:keepNext/>
         <w:pBdr>
           <w:bottom w:val="single" w:sz="8" w:space="3" w:color="003A70"/>
@@ -2376,7 +2395,7 @@
           <w:b/>
           <w:color w:val="003A70"/>
           <w:spacing w:val="14"/>
-          <w:sz w:val="19"/>
+          <w:sz w:val="22"/>
           <w:szCs w:val="19"/>
         </w:rPr>
         <w:t xml:space="preserve">TRY IT WITH HELP</w:t>
@@ -2395,7 +2414,7 @@
           <w:rFonts w:ascii="Avenir Next" w:hAnsi="Avenir Next" w:cs="Avenir Next" w:eastAsia="Avenir Next"/>
           <w:i/>
           <w:color w:val="5A5F66"/>
-          <w:sz w:val="17"/>
+          <w:sz w:val="22"/>
           <w:szCs w:val="17"/>
         </w:rPr>
         <w:t xml:space="preserve">fill in each step</w:t>
@@ -2453,35 +2472,35 @@
           <w:rFonts w:ascii="Avenir Next" w:hAnsi="Avenir Next" w:cs="Avenir Next" w:eastAsia="Avenir Next"/>
           <w:b/>
           <w:color w:val="003A70"/>
+          <w:sz w:val="22"/>
+          <w:szCs w:val="18"/>
+        </w:rPr>
+        <w:t xml:space="preserve">Step 1</w:t>
+      </w:r>
+      <w:r>
+        <w:rPr>
+          <w:rFonts w:ascii="Avenir Next" w:hAnsi="Avenir Next" w:cs="Avenir Next" w:eastAsia="Avenir Next"/>
+          <w:color w:val="1A1A1A"/>
           <w:sz w:val="18"/>
           <w:szCs w:val="18"/>
         </w:rPr>
-        <w:t xml:space="preserve">Step 1</w:t>
-      </w:r>
-      <w:r>
-        <w:rPr>
-          <w:rFonts w:ascii="Avenir Next" w:hAnsi="Avenir Next" w:cs="Avenir Next" w:eastAsia="Avenir Next"/>
-          <w:color w:val="1A1A1A"/>
-          <w:sz w:val="18"/>
-          <w:szCs w:val="18"/>
-        </w:rPr>
         <w:tab/>
       </w:r>
       <w:r>
         <w:rPr>
           <w:rFonts w:ascii="Avenir Next" w:hAnsi="Avenir Next" w:cs="Avenir Next" w:eastAsia="Avenir Next"/>
           <w:color w:val="1A1A1A"/>
+          <w:sz w:val="22"/>
+          <w:szCs w:val="21"/>
+        </w:rPr>
+        <w:t xml:space="preserve">12 = 10 + </w:t>
+      </w:r>
+      <w:r>
+        <w:rPr>
+          <w:rFonts w:ascii="Avenir Next" w:hAnsi="Avenir Next" w:cs="Avenir Next" w:eastAsia="Avenir Next"/>
+          <w:color w:val="1A1A1A"/>
           <w:sz w:val="21"/>
           <w:szCs w:val="21"/>
-        </w:rPr>
-        <w:t xml:space="preserve">12 = 10 + </w:t>
-      </w:r>
-      <w:r>
-        <w:rPr>
-          <w:rFonts w:ascii="Avenir Next" w:hAnsi="Avenir Next" w:cs="Avenir Next" w:eastAsia="Avenir Next"/>
-          <w:color w:val="1A1A1A"/>
-          <w:sz w:val="21"/>
-          <w:szCs w:val="21"/>
           <w:u w:val="single"/>
         </w:rPr>
         <w:t xml:space="preserve">                </w:t>
@@ -2490,7 +2509,7 @@
         <w:rPr>
           <w:rFonts w:ascii="Avenir Next" w:hAnsi="Avenir Next" w:cs="Avenir Next" w:eastAsia="Avenir Next"/>
           <w:color w:val="1A1A1A"/>
-          <w:sz w:val="21"/>
+          <w:sz w:val="22"/>
           <w:szCs w:val="21"/>
         </w:rPr>
         <w:t xml:space="preserve">.</w:t>
@@ -2510,28 +2529,47 @@
           <w:rFonts w:ascii="Avenir Next" w:hAnsi="Avenir Next" w:cs="Avenir Next" w:eastAsia="Avenir Next"/>
           <w:b/>
           <w:color w:val="003A70"/>
+          <w:sz w:val="22"/>
+          <w:szCs w:val="18"/>
+        </w:rPr>
+        <w:t xml:space="preserve">Step 2</w:t>
+      </w:r>
+      <w:r>
+        <w:rPr>
+          <w:rFonts w:ascii="Avenir Next" w:hAnsi="Avenir Next" w:cs="Avenir Next" w:eastAsia="Avenir Next"/>
+          <w:color w:val="1A1A1A"/>
           <w:sz w:val="18"/>
           <w:szCs w:val="18"/>
         </w:rPr>
-        <w:t xml:space="preserve">Step 2</w:t>
-      </w:r>
-      <w:r>
-        <w:rPr>
-          <w:rFonts w:ascii="Avenir Next" w:hAnsi="Avenir Next" w:cs="Avenir Next" w:eastAsia="Avenir Next"/>
-          <w:color w:val="1A1A1A"/>
-          <w:sz w:val="18"/>
-          <w:szCs w:val="18"/>
-        </w:rPr>
         <w:tab/>
       </w:r>
       <w:r>
         <w:rPr>
           <w:rFonts w:ascii="Avenir Next" w:hAnsi="Avenir Next" w:cs="Avenir Next" w:eastAsia="Avenir Next"/>
           <w:color w:val="1A1A1A"/>
+          <w:sz w:val="22"/>
+          <w:szCs w:val="21"/>
+        </w:rPr>
+        <w:t xml:space="preserve">10 × 4 = </w:t>
+      </w:r>
+      <w:r>
+        <w:rPr>
+          <w:rFonts w:ascii="Avenir Next" w:hAnsi="Avenir Next" w:cs="Avenir Next" w:eastAsia="Avenir Next"/>
+          <w:color w:val="1A1A1A"/>
           <w:sz w:val="21"/>
           <w:szCs w:val="21"/>
-        </w:rPr>
-        <w:t xml:space="preserve">10 × 4 = </w:t>
+          <w:u w:val="single"/>
+        </w:rPr>
+        <w:t xml:space="preserve">                </w:t>
+      </w:r>
+      <w:r>
+        <w:rPr>
+          <w:rFonts w:ascii="Avenir Next" w:hAnsi="Avenir Next" w:cs="Avenir Next" w:eastAsia="Avenir Next"/>
+          <w:color w:val="1A1A1A"/>
+          <w:sz w:val="22"/>
+          <w:szCs w:val="21"/>
+        </w:rPr>
+        <w:t xml:space="preserve"> and 2 × 4 = </w:t>
       </w:r>
       <w:r>
         <w:rPr>
@@ -2547,26 +2585,7 @@
         <w:rPr>
           <w:rFonts w:ascii="Avenir Next" w:hAnsi="Avenir Next" w:cs="Avenir Next" w:eastAsia="Avenir Next"/>
           <w:color w:val="1A1A1A"/>
-          <w:sz w:val="21"/>
-          <w:szCs w:val="21"/>
-        </w:rPr>
-        <w:t xml:space="preserve"> and 2 × 4 = </w:t>
-      </w:r>
-      <w:r>
-        <w:rPr>
-          <w:rFonts w:ascii="Avenir Next" w:hAnsi="Avenir Next" w:cs="Avenir Next" w:eastAsia="Avenir Next"/>
-          <w:color w:val="1A1A1A"/>
-          <w:sz w:val="21"/>
-          <w:szCs w:val="21"/>
-          <w:u w:val="single"/>
-        </w:rPr>
-        <w:t xml:space="preserve">                </w:t>
-      </w:r>
-      <w:r>
-        <w:rPr>
-          <w:rFonts w:ascii="Avenir Next" w:hAnsi="Avenir Next" w:cs="Avenir Next" w:eastAsia="Avenir Next"/>
-          <w:color w:val="1A1A1A"/>
-          <w:sz w:val="21"/>
+          <w:sz w:val="22"/>
           <w:szCs w:val="21"/>
         </w:rPr>
         <w:t xml:space="preserve">.</w:t>
@@ -2586,35 +2605,35 @@
           <w:rFonts w:ascii="Avenir Next" w:hAnsi="Avenir Next" w:cs="Avenir Next" w:eastAsia="Avenir Next"/>
           <w:b/>
           <w:color w:val="003A70"/>
+          <w:sz w:val="22"/>
+          <w:szCs w:val="18"/>
+        </w:rPr>
+        <w:t xml:space="preserve">Step 3</w:t>
+      </w:r>
+      <w:r>
+        <w:rPr>
+          <w:rFonts w:ascii="Avenir Next" w:hAnsi="Avenir Next" w:cs="Avenir Next" w:eastAsia="Avenir Next"/>
+          <w:color w:val="1A1A1A"/>
           <w:sz w:val="18"/>
           <w:szCs w:val="18"/>
         </w:rPr>
-        <w:t xml:space="preserve">Step 3</w:t>
-      </w:r>
-      <w:r>
-        <w:rPr>
-          <w:rFonts w:ascii="Avenir Next" w:hAnsi="Avenir Next" w:cs="Avenir Next" w:eastAsia="Avenir Next"/>
-          <w:color w:val="1A1A1A"/>
-          <w:sz w:val="18"/>
-          <w:szCs w:val="18"/>
-        </w:rPr>
         <w:tab/>
       </w:r>
       <w:r>
         <w:rPr>
           <w:rFonts w:ascii="Avenir Next" w:hAnsi="Avenir Next" w:cs="Avenir Next" w:eastAsia="Avenir Next"/>
           <w:color w:val="1A1A1A"/>
+          <w:sz w:val="22"/>
+          <w:szCs w:val="21"/>
+        </w:rPr>
+        <w:t xml:space="preserve">40 + 8 = </w:t>
+      </w:r>
+      <w:r>
+        <w:rPr>
+          <w:rFonts w:ascii="Avenir Next" w:hAnsi="Avenir Next" w:cs="Avenir Next" w:eastAsia="Avenir Next"/>
+          <w:color w:val="1A1A1A"/>
           <w:sz w:val="21"/>
           <w:szCs w:val="21"/>
-        </w:rPr>
-        <w:t xml:space="preserve">40 + 8 = </w:t>
-      </w:r>
-      <w:r>
-        <w:rPr>
-          <w:rFonts w:ascii="Avenir Next" w:hAnsi="Avenir Next" w:cs="Avenir Next" w:eastAsia="Avenir Next"/>
-          <w:color w:val="1A1A1A"/>
-          <w:sz w:val="21"/>
-          <w:szCs w:val="21"/>
           <w:u w:val="single"/>
         </w:rPr>
         <w:t xml:space="preserve">                </w:t>
@@ -2623,7 +2642,7 @@
         <w:rPr>
           <w:rFonts w:ascii="Avenir Next" w:hAnsi="Avenir Next" w:cs="Avenir Next" w:eastAsia="Avenir Next"/>
           <w:color w:val="1A1A1A"/>
-          <w:sz w:val="21"/>
+          <w:sz w:val="22"/>
           <w:szCs w:val="21"/>
         </w:rPr>
         <w:t xml:space="preserve">.</w:t>
@@ -2686,35 +2705,35 @@
           <w:rFonts w:ascii="Avenir Next" w:hAnsi="Avenir Next" w:cs="Avenir Next" w:eastAsia="Avenir Next"/>
           <w:b/>
           <w:color w:val="003A70"/>
+          <w:sz w:val="22"/>
+          <w:szCs w:val="18"/>
+        </w:rPr>
+        <w:t xml:space="preserve">Step 1</w:t>
+      </w:r>
+      <w:r>
+        <w:rPr>
+          <w:rFonts w:ascii="Avenir Next" w:hAnsi="Avenir Next" w:cs="Avenir Next" w:eastAsia="Avenir Next"/>
+          <w:color w:val="1A1A1A"/>
           <w:sz w:val="18"/>
           <w:szCs w:val="18"/>
         </w:rPr>
-        <w:t xml:space="preserve">Step 1</w:t>
-      </w:r>
-      <w:r>
-        <w:rPr>
-          <w:rFonts w:ascii="Avenir Next" w:hAnsi="Avenir Next" w:cs="Avenir Next" w:eastAsia="Avenir Next"/>
-          <w:color w:val="1A1A1A"/>
-          <w:sz w:val="18"/>
-          <w:szCs w:val="18"/>
-        </w:rPr>
         <w:tab/>
       </w:r>
       <w:r>
         <w:rPr>
           <w:rFonts w:ascii="Avenir Next" w:hAnsi="Avenir Next" w:cs="Avenir Next" w:eastAsia="Avenir Next"/>
           <w:color w:val="1A1A1A"/>
+          <w:sz w:val="22"/>
+          <w:szCs w:val="21"/>
+        </w:rPr>
+        <w:t xml:space="preserve">13 = 10 + </w:t>
+      </w:r>
+      <w:r>
+        <w:rPr>
+          <w:rFonts w:ascii="Avenir Next" w:hAnsi="Avenir Next" w:cs="Avenir Next" w:eastAsia="Avenir Next"/>
+          <w:color w:val="1A1A1A"/>
           <w:sz w:val="21"/>
           <w:szCs w:val="21"/>
-        </w:rPr>
-        <w:t xml:space="preserve">13 = 10 + </w:t>
-      </w:r>
-      <w:r>
-        <w:rPr>
-          <w:rFonts w:ascii="Avenir Next" w:hAnsi="Avenir Next" w:cs="Avenir Next" w:eastAsia="Avenir Next"/>
-          <w:color w:val="1A1A1A"/>
-          <w:sz w:val="21"/>
-          <w:szCs w:val="21"/>
           <w:u w:val="single"/>
         </w:rPr>
         <w:t xml:space="preserve">                </w:t>
@@ -2723,7 +2742,7 @@
         <w:rPr>
           <w:rFonts w:ascii="Avenir Next" w:hAnsi="Avenir Next" w:cs="Avenir Next" w:eastAsia="Avenir Next"/>
           <w:color w:val="1A1A1A"/>
-          <w:sz w:val="21"/>
+          <w:sz w:val="22"/>
           <w:szCs w:val="21"/>
         </w:rPr>
         <w:t xml:space="preserve">.</w:t>
@@ -2743,28 +2762,47 @@
           <w:rFonts w:ascii="Avenir Next" w:hAnsi="Avenir Next" w:cs="Avenir Next" w:eastAsia="Avenir Next"/>
           <w:b/>
           <w:color w:val="003A70"/>
+          <w:sz w:val="22"/>
+          <w:szCs w:val="18"/>
+        </w:rPr>
+        <w:t xml:space="preserve">Step 2</w:t>
+      </w:r>
+      <w:r>
+        <w:rPr>
+          <w:rFonts w:ascii="Avenir Next" w:hAnsi="Avenir Next" w:cs="Avenir Next" w:eastAsia="Avenir Next"/>
+          <w:color w:val="1A1A1A"/>
           <w:sz w:val="18"/>
           <w:szCs w:val="18"/>
         </w:rPr>
-        <w:t xml:space="preserve">Step 2</w:t>
-      </w:r>
-      <w:r>
-        <w:rPr>
-          <w:rFonts w:ascii="Avenir Next" w:hAnsi="Avenir Next" w:cs="Avenir Next" w:eastAsia="Avenir Next"/>
-          <w:color w:val="1A1A1A"/>
-          <w:sz w:val="18"/>
-          <w:szCs w:val="18"/>
-        </w:rPr>
         <w:tab/>
       </w:r>
       <w:r>
         <w:rPr>
           <w:rFonts w:ascii="Avenir Next" w:hAnsi="Avenir Next" w:cs="Avenir Next" w:eastAsia="Avenir Next"/>
           <w:color w:val="1A1A1A"/>
+          <w:sz w:val="22"/>
+          <w:szCs w:val="21"/>
+        </w:rPr>
+        <w:t xml:space="preserve">10 × 3 = </w:t>
+      </w:r>
+      <w:r>
+        <w:rPr>
+          <w:rFonts w:ascii="Avenir Next" w:hAnsi="Avenir Next" w:cs="Avenir Next" w:eastAsia="Avenir Next"/>
+          <w:color w:val="1A1A1A"/>
           <w:sz w:val="21"/>
           <w:szCs w:val="21"/>
-        </w:rPr>
-        <w:t xml:space="preserve">10 × 3 = </w:t>
+          <w:u w:val="single"/>
+        </w:rPr>
+        <w:t xml:space="preserve">                </w:t>
+      </w:r>
+      <w:r>
+        <w:rPr>
+          <w:rFonts w:ascii="Avenir Next" w:hAnsi="Avenir Next" w:cs="Avenir Next" w:eastAsia="Avenir Next"/>
+          <w:color w:val="1A1A1A"/>
+          <w:sz w:val="22"/>
+          <w:szCs w:val="21"/>
+        </w:rPr>
+        <w:t xml:space="preserve"> and 3 × 3 = </w:t>
       </w:r>
       <w:r>
         <w:rPr>
@@ -2780,26 +2818,7 @@
         <w:rPr>
           <w:rFonts w:ascii="Avenir Next" w:hAnsi="Avenir Next" w:cs="Avenir Next" w:eastAsia="Avenir Next"/>
           <w:color w:val="1A1A1A"/>
-          <w:sz w:val="21"/>
-          <w:szCs w:val="21"/>
-        </w:rPr>
-        <w:t xml:space="preserve"> and 3 × 3 = </w:t>
-      </w:r>
-      <w:r>
-        <w:rPr>
-          <w:rFonts w:ascii="Avenir Next" w:hAnsi="Avenir Next" w:cs="Avenir Next" w:eastAsia="Avenir Next"/>
-          <w:color w:val="1A1A1A"/>
-          <w:sz w:val="21"/>
-          <w:szCs w:val="21"/>
-          <w:u w:val="single"/>
-        </w:rPr>
-        <w:t xml:space="preserve">                </w:t>
-      </w:r>
-      <w:r>
-        <w:rPr>
-          <w:rFonts w:ascii="Avenir Next" w:hAnsi="Avenir Next" w:cs="Avenir Next" w:eastAsia="Avenir Next"/>
-          <w:color w:val="1A1A1A"/>
-          <w:sz w:val="21"/>
+          <w:sz w:val="22"/>
           <w:szCs w:val="21"/>
         </w:rPr>
         <w:t xml:space="preserve">.</w:t>
@@ -2819,35 +2838,35 @@
           <w:rFonts w:ascii="Avenir Next" w:hAnsi="Avenir Next" w:cs="Avenir Next" w:eastAsia="Avenir Next"/>
           <w:b/>
           <w:color w:val="003A70"/>
+          <w:sz w:val="22"/>
+          <w:szCs w:val="18"/>
+        </w:rPr>
+        <w:t xml:space="preserve">Step 3</w:t>
+      </w:r>
+      <w:r>
+        <w:rPr>
+          <w:rFonts w:ascii="Avenir Next" w:hAnsi="Avenir Next" w:cs="Avenir Next" w:eastAsia="Avenir Next"/>
+          <w:color w:val="1A1A1A"/>
           <w:sz w:val="18"/>
           <w:szCs w:val="18"/>
         </w:rPr>
-        <w:t xml:space="preserve">Step 3</w:t>
-      </w:r>
-      <w:r>
-        <w:rPr>
-          <w:rFonts w:ascii="Avenir Next" w:hAnsi="Avenir Next" w:cs="Avenir Next" w:eastAsia="Avenir Next"/>
-          <w:color w:val="1A1A1A"/>
-          <w:sz w:val="18"/>
-          <w:szCs w:val="18"/>
-        </w:rPr>
         <w:tab/>
       </w:r>
       <w:r>
         <w:rPr>
           <w:rFonts w:ascii="Avenir Next" w:hAnsi="Avenir Next" w:cs="Avenir Next" w:eastAsia="Avenir Next"/>
           <w:color w:val="1A1A1A"/>
+          <w:sz w:val="22"/>
+          <w:szCs w:val="21"/>
+        </w:rPr>
+        <w:t xml:space="preserve">30 + 9 = </w:t>
+      </w:r>
+      <w:r>
+        <w:rPr>
+          <w:rFonts w:ascii="Avenir Next" w:hAnsi="Avenir Next" w:cs="Avenir Next" w:eastAsia="Avenir Next"/>
+          <w:color w:val="1A1A1A"/>
           <w:sz w:val="21"/>
           <w:szCs w:val="21"/>
-        </w:rPr>
-        <w:t xml:space="preserve">30 + 9 = </w:t>
-      </w:r>
-      <w:r>
-        <w:rPr>
-          <w:rFonts w:ascii="Avenir Next" w:hAnsi="Avenir Next" w:cs="Avenir Next" w:eastAsia="Avenir Next"/>
-          <w:color w:val="1A1A1A"/>
-          <w:sz w:val="21"/>
-          <w:szCs w:val="21"/>
           <w:u w:val="single"/>
         </w:rPr>
         <w:t xml:space="preserve">                </w:t>
@@ -2856,7 +2875,7 @@
         <w:rPr>
           <w:rFonts w:ascii="Avenir Next" w:hAnsi="Avenir Next" w:cs="Avenir Next" w:eastAsia="Avenir Next"/>
           <w:color w:val="1A1A1A"/>
-          <w:sz w:val="21"/>
+          <w:sz w:val="22"/>
           <w:szCs w:val="21"/>
         </w:rPr>
         <w:t xml:space="preserve">.</w:t>
@@ -2869,6 +2888,7 @@
     </w:p>
     <w:p>
       <w:pPr>
+        <w:pStyle w:val="Heading2"/>
         <w:keepNext/>
         <w:pBdr>
           <w:bottom w:val="single" w:sz="8" w:space="3" w:color="003A70"/>
@@ -2884,7 +2904,7 @@
           <w:b/>
           <w:color w:val="003A70"/>
           <w:spacing w:val="14"/>
-          <w:sz w:val="19"/>
+          <w:sz w:val="22"/>
           <w:szCs w:val="19"/>
         </w:rPr>
         <w:t xml:space="preserve">YOUR TURN</w:t>
@@ -2903,7 +2923,7 @@
           <w:rFonts w:ascii="Avenir Next" w:hAnsi="Avenir Next" w:cs="Avenir Next" w:eastAsia="Avenir Next"/>
           <w:i/>
           <w:color w:val="5A5F66"/>
-          <w:sz w:val="17"/>
+          <w:sz w:val="22"/>
           <w:szCs w:val="17"/>
         </w:rPr>
         <w:t xml:space="preserve">use the steps on your own</w:t>
@@ -3075,7 +3095,7 @@
                       <w:szCs w:val="22"/>
                       <w:u w:val="single"/>
                     </w:rPr>
-                    <w:t xml:space="preserve">      </w:t>
+                    <w:t xml:space="preserve">          </w:t>
                   </w:r>
                 </w:p>
               </w:tc>
@@ -3137,7 +3157,7 @@
                       <w:szCs w:val="22"/>
                       <w:u w:val="single"/>
                     </w:rPr>
-                    <w:t xml:space="preserve">      </w:t>
+                    <w:t xml:space="preserve">          </w:t>
                   </w:r>
                 </w:p>
               </w:tc>
@@ -3199,7 +3219,7 @@
                       <w:szCs w:val="22"/>
                       <w:u w:val="single"/>
                     </w:rPr>
-                    <w:t xml:space="preserve">      </w:t>
+                    <w:t xml:space="preserve">          </w:t>
                   </w:r>
                 </w:p>
               </w:tc>
@@ -3267,7 +3287,7 @@
                       <w:szCs w:val="22"/>
                       <w:u w:val="single"/>
                     </w:rPr>
-                    <w:t xml:space="preserve">      </w:t>
+                    <w:t xml:space="preserve">          </w:t>
                   </w:r>
                 </w:p>
               </w:tc>
@@ -3329,7 +3349,7 @@
                       <w:szCs w:val="22"/>
                       <w:u w:val="single"/>
                     </w:rPr>
-                    <w:t xml:space="preserve">      </w:t>
+                    <w:t xml:space="preserve">          </w:t>
                   </w:r>
                 </w:p>
               </w:tc>
@@ -3391,7 +3411,7 @@
                       <w:szCs w:val="22"/>
                       <w:u w:val="single"/>
                     </w:rPr>
-                    <w:t xml:space="preserve">      </w:t>
+                    <w:t xml:space="preserve">          </w:t>
                   </w:r>
                 </w:p>
               </w:tc>
@@ -3412,6 +3432,7 @@
     </w:p>
     <w:p>
       <w:pPr>
+        <w:pStyle w:val="Heading2"/>
         <w:keepNext/>
         <w:pBdr>
           <w:bottom w:val="single" w:sz="8" w:space="3" w:color="003A70"/>
@@ -3427,7 +3448,7 @@
           <w:b/>
           <w:color w:val="003A70"/>
           <w:spacing w:val="14"/>
-          <w:sz w:val="19"/>
+          <w:sz w:val="22"/>
           <w:szCs w:val="19"/>
         </w:rPr>
         <w:t xml:space="preserve">READY CHECK</w:t>
@@ -3446,7 +3467,7 @@
           <w:rFonts w:ascii="Avenir Next" w:hAnsi="Avenir Next" w:cs="Avenir Next" w:eastAsia="Avenir Next"/>
           <w:i/>
           <w:color w:val="5A5F66"/>
-          <w:sz w:val="17"/>
+          <w:sz w:val="22"/>
           <w:szCs w:val="17"/>
         </w:rPr>
         <w:t xml:space="preserve">a problem like the one in today’s lesson</w:t>
@@ -3578,25 +3599,25 @@
                       <w:rFonts w:ascii="Avenir Next" w:hAnsi="Avenir Next" w:cs="Avenir Next" w:eastAsia="Avenir Next"/>
                       <w:b/>
                       <w:color w:val="003A70"/>
+                      <w:sz w:val="22"/>
+                      <w:szCs w:val="21"/>
+                    </w:rPr>
+                    <w:t xml:space="preserve">A</w:t>
+                  </w:r>
+                  <w:r>
+                    <w:rPr>
+                      <w:rFonts w:ascii="Avenir Next" w:hAnsi="Avenir Next" w:cs="Avenir Next" w:eastAsia="Avenir Next"/>
+                      <w:color w:val="1A1A1A"/>
                       <w:sz w:val="21"/>
                       <w:szCs w:val="21"/>
                     </w:rPr>
-                    <w:t xml:space="preserve">A</w:t>
-                  </w:r>
-                  <w:r>
-                    <w:rPr>
-                      <w:rFonts w:ascii="Avenir Next" w:hAnsi="Avenir Next" w:cs="Avenir Next" w:eastAsia="Avenir Next"/>
-                      <w:color w:val="1A1A1A"/>
-                      <w:sz w:val="21"/>
-                      <w:szCs w:val="21"/>
-                    </w:rPr>
                     <w:tab/>
                   </w:r>
                   <w:r>
                     <w:rPr>
                       <w:rFonts w:ascii="Avenir Next" w:hAnsi="Avenir Next" w:cs="Avenir Next" w:eastAsia="Avenir Next"/>
                       <w:color w:val="1A1A1A"/>
-                      <w:sz w:val="21"/>
+                      <w:sz w:val="22"/>
                       <w:szCs w:val="21"/>
                     </w:rPr>
                     <w:t xml:space="preserve">11 × 4</w:t>
@@ -3621,25 +3642,25 @@
                       <w:rFonts w:ascii="Avenir Next" w:hAnsi="Avenir Next" w:cs="Avenir Next" w:eastAsia="Avenir Next"/>
                       <w:b/>
                       <w:color w:val="003A70"/>
+                      <w:sz w:val="22"/>
+                      <w:szCs w:val="21"/>
+                    </w:rPr>
+                    <w:t xml:space="preserve">B</w:t>
+                  </w:r>
+                  <w:r>
+                    <w:rPr>
+                      <w:rFonts w:ascii="Avenir Next" w:hAnsi="Avenir Next" w:cs="Avenir Next" w:eastAsia="Avenir Next"/>
+                      <w:color w:val="1A1A1A"/>
                       <w:sz w:val="21"/>
                       <w:szCs w:val="21"/>
                     </w:rPr>
-                    <w:t xml:space="preserve">B</w:t>
-                  </w:r>
-                  <w:r>
-                    <w:rPr>
-                      <w:rFonts w:ascii="Avenir Next" w:hAnsi="Avenir Next" w:cs="Avenir Next" w:eastAsia="Avenir Next"/>
-                      <w:color w:val="1A1A1A"/>
-                      <w:sz w:val="21"/>
-                      <w:szCs w:val="21"/>
-                    </w:rPr>
                     <w:tab/>
                   </w:r>
                   <w:r>
                     <w:rPr>
                       <w:rFonts w:ascii="Avenir Next" w:hAnsi="Avenir Next" w:cs="Avenir Next" w:eastAsia="Avenir Next"/>
                       <w:color w:val="1A1A1A"/>
-                      <w:sz w:val="21"/>
+                      <w:sz w:val="22"/>
                       <w:szCs w:val="21"/>
                     </w:rPr>
                     <w:t xml:space="preserve">7 × 6</w:t>
@@ -3664,25 +3685,25 @@
                       <w:rFonts w:ascii="Avenir Next" w:hAnsi="Avenir Next" w:cs="Avenir Next" w:eastAsia="Avenir Next"/>
                       <w:b/>
                       <w:color w:val="003A70"/>
+                      <w:sz w:val="22"/>
+                      <w:szCs w:val="21"/>
+                    </w:rPr>
+                    <w:t xml:space="preserve">C</w:t>
+                  </w:r>
+                  <w:r>
+                    <w:rPr>
+                      <w:rFonts w:ascii="Avenir Next" w:hAnsi="Avenir Next" w:cs="Avenir Next" w:eastAsia="Avenir Next"/>
+                      <w:color w:val="1A1A1A"/>
                       <w:sz w:val="21"/>
                       <w:szCs w:val="21"/>
                     </w:rPr>
-                    <w:t xml:space="preserve">C</w:t>
-                  </w:r>
-                  <w:r>
-                    <w:rPr>
-                      <w:rFonts w:ascii="Avenir Next" w:hAnsi="Avenir Next" w:cs="Avenir Next" w:eastAsia="Avenir Next"/>
-                      <w:color w:val="1A1A1A"/>
-                      <w:sz w:val="21"/>
-                      <w:szCs w:val="21"/>
-                    </w:rPr>
                     <w:tab/>
                   </w:r>
                   <w:r>
                     <w:rPr>
                       <w:rFonts w:ascii="Avenir Next" w:hAnsi="Avenir Next" w:cs="Avenir Next" w:eastAsia="Avenir Next"/>
                       <w:color w:val="1A1A1A"/>
-                      <w:sz w:val="21"/>
+                      <w:sz w:val="22"/>
                       <w:szCs w:val="21"/>
                     </w:rPr>
                     <w:t xml:space="preserve">9 × 5</w:t>
@@ -3707,25 +3728,25 @@
                       <w:rFonts w:ascii="Avenir Next" w:hAnsi="Avenir Next" w:cs="Avenir Next" w:eastAsia="Avenir Next"/>
                       <w:b/>
                       <w:color w:val="003A70"/>
+                      <w:sz w:val="22"/>
+                      <w:szCs w:val="21"/>
+                    </w:rPr>
+                    <w:t xml:space="preserve">D</w:t>
+                  </w:r>
+                  <w:r>
+                    <w:rPr>
+                      <w:rFonts w:ascii="Avenir Next" w:hAnsi="Avenir Next" w:cs="Avenir Next" w:eastAsia="Avenir Next"/>
+                      <w:color w:val="1A1A1A"/>
                       <w:sz w:val="21"/>
                       <w:szCs w:val="21"/>
                     </w:rPr>
-                    <w:t xml:space="preserve">D</w:t>
-                  </w:r>
-                  <w:r>
-                    <w:rPr>
-                      <w:rFonts w:ascii="Avenir Next" w:hAnsi="Avenir Next" w:cs="Avenir Next" w:eastAsia="Avenir Next"/>
-                      <w:color w:val="1A1A1A"/>
-                      <w:sz w:val="21"/>
-                      <w:szCs w:val="21"/>
-                    </w:rPr>
                     <w:tab/>
                   </w:r>
                   <w:r>
                     <w:rPr>
                       <w:rFonts w:ascii="Avenir Next" w:hAnsi="Avenir Next" w:cs="Avenir Next" w:eastAsia="Avenir Next"/>
                       <w:color w:val="1A1A1A"/>
-                      <w:sz w:val="21"/>
+                      <w:sz w:val="22"/>
                       <w:szCs w:val="21"/>
                     </w:rPr>
                     <w:t xml:space="preserve">8 × 5</w:t>
@@ -3774,19 +3795,42 @@
         <w:tblLook w:val="0000" w:firstRow="0" w:lastRow="0" w:firstColumn="0" w:lastColumn="0" w:noHBand="1" w:noVBand="1"/>
       </w:tblPr>
       <w:tblGrid>
-        <w:gridCol w:w="2000"/>
-        <w:gridCol w:w="2300"/>
-        <w:gridCol w:w="2100"/>
-        <w:gridCol w:w="3104"/>
+        <w:gridCol w:w="1750"/>
+        <w:gridCol w:w="2500"/>
+        <w:gridCol w:w="2200"/>
+        <w:gridCol w:w="3054"/>
       </w:tblGrid>
       <w:tr>
         <w:trPr>
           <w:cantSplit/>
-          <w:trHeight w:val="320" w:hRule="atLeast"/>
+          <w:trHeight w:val="300" w:hRule="atLeast"/>
         </w:trPr>
         <w:tc>
           <w:tcPr>
-            <w:tcW w:w="2000" w:type="dxa"/>
+            <w:tcW w:w="1750" w:type="dxa"/>
+            <w:vAlign w:val="center"/>
+          </w:tcPr>
+          <w:p>
+            <w:pPr>
+              <w:pStyle w:val="Heading2"/>
+              <w:spacing w:before="0" w:after="0" w:line="240" w:lineRule="auto"/>
+            </w:pPr>
+            <w:r>
+              <w:rPr>
+                <w:rFonts w:ascii="Avenir Next" w:hAnsi="Avenir Next" w:cs="Avenir Next" w:eastAsia="Avenir Next"/>
+                <w:b/>
+                <w:color w:val="003A70"/>
+                <w:spacing w:val="12"/>
+                <w:sz w:val="15"/>
+                <w:szCs w:val="15"/>
+              </w:rPr>
+              <w:t xml:space="preserve">CHECK YOURSELF</w:t>
+            </w:r>
+          </w:p>
+        </w:tc>
+        <w:tc>
+          <w:tcPr>
+            <w:tcW w:w="2500" w:type="dxa"/>
             <w:vAlign w:val="center"/>
           </w:tcPr>
           <w:p>
@@ -3795,20 +3839,27 @@
             </w:pPr>
             <w:r>
               <w:rPr>
-                <w:rFonts w:ascii="Avenir Next" w:hAnsi="Avenir Next" w:cs="Avenir Next" w:eastAsia="Avenir Next"/>
-                <w:b/>
-                <w:color w:val="003A70"/>
-                <w:spacing w:val="12"/>
-                <w:sz w:val="15"/>
-                <w:szCs w:val="15"/>
-              </w:rPr>
-              <w:t xml:space="preserve">CHECK YOURSELF</w:t>
+                <w:rFonts w:ascii="Arial" w:hAnsi="Arial" w:cs="Arial" w:eastAsia="Arial"/>
+                <w:color w:val="1A1A1A"/>
+                <w:sz w:val="20"/>
+                <w:szCs w:val="20"/>
+              </w:rPr>
+              <w:t xml:space="preserve">□</w:t>
+            </w:r>
+            <w:r>
+              <w:rPr>
+                <w:rFonts w:ascii="Avenir Next" w:hAnsi="Avenir Next" w:cs="Avenir Next" w:eastAsia="Avenir Next"/>
+                <w:color w:val="1A1A1A"/>
+                <w:sz w:val="17"/>
+                <w:szCs w:val="17"/>
+              </w:rPr>
+              <w:t xml:space="preserve">  I can do this on my own</w:t>
             </w:r>
           </w:p>
         </w:tc>
         <w:tc>
           <w:tcPr>
-            <w:tcW w:w="2300" w:type="dxa"/>
+            <w:tcW w:w="2200" w:type="dxa"/>
             <w:vAlign w:val="center"/>
           </w:tcPr>
           <w:p>
@@ -3819,8 +3870,8 @@
               <w:rPr>
                 <w:rFonts w:ascii="Arial" w:hAnsi="Arial" w:cs="Arial" w:eastAsia="Arial"/>
                 <w:color w:val="1A1A1A"/>
-                <w:sz w:val="24"/>
-                <w:szCs w:val="24"/>
+                <w:sz w:val="20"/>
+                <w:szCs w:val="20"/>
               </w:rPr>
               <w:t xml:space="preserve">□</w:t>
             </w:r>
@@ -3831,13 +3882,13 @@
                 <w:sz w:val="17"/>
                 <w:szCs w:val="17"/>
               </w:rPr>
-              <w:t xml:space="preserve">  I can do this on my own</w:t>
+              <w:t xml:space="preserve">  I need a little help</w:t>
             </w:r>
           </w:p>
         </w:tc>
         <w:tc>
           <w:tcPr>
-            <w:tcW w:w="2100" w:type="dxa"/>
+            <w:tcW w:w="3054" w:type="dxa"/>
             <w:vAlign w:val="center"/>
           </w:tcPr>
           <w:p>
@@ -3848,37 +3899,8 @@
               <w:rPr>
                 <w:rFonts w:ascii="Arial" w:hAnsi="Arial" w:cs="Arial" w:eastAsia="Arial"/>
                 <w:color w:val="1A1A1A"/>
-                <w:sz w:val="24"/>
-                <w:szCs w:val="24"/>
-              </w:rPr>
-              <w:t xml:space="preserve">□</w:t>
-            </w:r>
-            <w:r>
-              <w:rPr>
-                <w:rFonts w:ascii="Avenir Next" w:hAnsi="Avenir Next" w:cs="Avenir Next" w:eastAsia="Avenir Next"/>
-                <w:color w:val="1A1A1A"/>
-                <w:sz w:val="17"/>
-                <w:szCs w:val="17"/>
-              </w:rPr>
-              <w:t xml:space="preserve">  I need a little help</w:t>
-            </w:r>
-          </w:p>
-        </w:tc>
-        <w:tc>
-          <w:tcPr>
-            <w:tcW w:w="3104" w:type="dxa"/>
-            <w:vAlign w:val="center"/>
-          </w:tcPr>
-          <w:p>
-            <w:pPr>
-              <w:spacing w:before="0" w:after="0" w:line="240" w:lineRule="auto"/>
-            </w:pPr>
-            <w:r>
-              <w:rPr>
-                <w:rFonts w:ascii="Arial" w:hAnsi="Arial" w:cs="Arial" w:eastAsia="Arial"/>
-                <w:color w:val="1A1A1A"/>
-                <w:sz w:val="24"/>
-                <w:szCs w:val="24"/>
+                <w:sz w:val="20"/>
+                <w:szCs w:val="20"/>
               </w:rPr>
               <w:t xml:space="preserve">□</w:t>
             </w:r>
@@ -3913,7 +3935,7 @@
     <w:sectPr>
       <w:footerReference w:type="default" r:id="rIdFooter1"/>
       <w:pgSz w:w="12240" w:h="15840"/>
-      <w:pgMar w:top="893" w:right="1224" w:bottom="835" w:left="1512" w:header="432" w:footer="432" w:gutter="0"/>
+      <w:pgMar w:top="780" w:right="1224" w:bottom="760" w:left="1512" w:header="432" w:footer="432" w:gutter="0"/>
       <w:cols w:space="720"/>
     </w:sectPr>
   </w:body>
@@ -3993,7 +4015,106 @@
               <w:sz w:val="15"/>
               <w:szCs w:val="15"/>
             </w:rPr>
-            <w:t xml:space="preserve">Lesson 3-5  ·  Session 1  ·  Prerequisite Practice A</w:t>
+            <w:t xml:space="preserve">3-5 · Page </w:t>
+          </w:r>
+          <w:r>
+            <w:rPr>
+              <w:rFonts w:ascii="Avenir Next" w:hAnsi="Avenir Next" w:cs="Avenir Next" w:eastAsia="Avenir Next"/>
+              <w:color w:val="5A5F66"/>
+              <w:sz w:val="15"/>
+              <w:szCs w:val="15"/>
+            </w:rPr>
+            <w:fldChar w:fldCharType="begin"/>
+          </w:r>
+          <w:r>
+            <w:rPr>
+              <w:rFonts w:ascii="Avenir Next" w:hAnsi="Avenir Next" w:cs="Avenir Next" w:eastAsia="Avenir Next"/>
+              <w:color w:val="5A5F66"/>
+              <w:sz w:val="15"/>
+              <w:szCs w:val="15"/>
+            </w:rPr>
+            <w:instrText xml:space="preserve"> PAGE </w:instrText>
+          </w:r>
+          <w:r>
+            <w:rPr>
+              <w:rFonts w:ascii="Avenir Next" w:hAnsi="Avenir Next" w:cs="Avenir Next" w:eastAsia="Avenir Next"/>
+              <w:color w:val="5A5F66"/>
+              <w:sz w:val="15"/>
+              <w:szCs w:val="15"/>
+            </w:rPr>
+            <w:fldChar w:fldCharType="separate"/>
+          </w:r>
+          <w:r>
+            <w:rPr>
+              <w:rFonts w:ascii="Avenir Next" w:hAnsi="Avenir Next" w:cs="Avenir Next" w:eastAsia="Avenir Next"/>
+              <w:color w:val="5A5F66"/>
+              <w:sz w:val="15"/>
+              <w:szCs w:val="15"/>
+            </w:rPr>
+            <w:t xml:space="preserve">1</w:t>
+          </w:r>
+          <w:r>
+            <w:rPr>
+              <w:rFonts w:ascii="Avenir Next" w:hAnsi="Avenir Next" w:cs="Avenir Next" w:eastAsia="Avenir Next"/>
+              <w:color w:val="5A5F66"/>
+              <w:sz w:val="15"/>
+              <w:szCs w:val="15"/>
+            </w:rPr>
+            <w:fldChar w:fldCharType="end"/>
+          </w:r>
+          <w:r>
+            <w:rPr>
+              <w:rFonts w:ascii="Avenir Next" w:hAnsi="Avenir Next" w:cs="Avenir Next" w:eastAsia="Avenir Next"/>
+              <w:color w:val="5A5F66"/>
+              <w:sz w:val="15"/>
+              <w:szCs w:val="15"/>
+            </w:rPr>
+            <w:t xml:space="preserve"> of </w:t>
+          </w:r>
+          <w:r>
+            <w:rPr>
+              <w:rFonts w:ascii="Avenir Next" w:hAnsi="Avenir Next" w:cs="Avenir Next" w:eastAsia="Avenir Next"/>
+              <w:color w:val="5A5F66"/>
+              <w:sz w:val="15"/>
+              <w:szCs w:val="15"/>
+            </w:rPr>
+            <w:fldChar w:fldCharType="begin"/>
+          </w:r>
+          <w:r>
+            <w:rPr>
+              <w:rFonts w:ascii="Avenir Next" w:hAnsi="Avenir Next" w:cs="Avenir Next" w:eastAsia="Avenir Next"/>
+              <w:color w:val="5A5F66"/>
+              <w:sz w:val="15"/>
+              <w:szCs w:val="15"/>
+            </w:rPr>
+            <w:instrText xml:space="preserve"> NUMPAGES </w:instrText>
+          </w:r>
+          <w:r>
+            <w:rPr>
+              <w:rFonts w:ascii="Avenir Next" w:hAnsi="Avenir Next" w:cs="Avenir Next" w:eastAsia="Avenir Next"/>
+              <w:color w:val="5A5F66"/>
+              <w:sz w:val="15"/>
+              <w:szCs w:val="15"/>
+            </w:rPr>
+            <w:fldChar w:fldCharType="separate"/>
+          </w:r>
+          <w:r>
+            <w:rPr>
+              <w:rFonts w:ascii="Avenir Next" w:hAnsi="Avenir Next" w:cs="Avenir Next" w:eastAsia="Avenir Next"/>
+              <w:color w:val="5A5F66"/>
+              <w:sz w:val="15"/>
+              <w:szCs w:val="15"/>
+            </w:rPr>
+            <w:t xml:space="preserve">1</w:t>
+          </w:r>
+          <w:r>
+            <w:rPr>
+              <w:rFonts w:ascii="Avenir Next" w:hAnsi="Avenir Next" w:cs="Avenir Next" w:eastAsia="Avenir Next"/>
+              <w:color w:val="5A5F66"/>
+              <w:sz w:val="15"/>
+              <w:szCs w:val="15"/>
+            </w:rPr>
+            <w:fldChar w:fldCharType="end"/>
           </w:r>
         </w:p>
       </w:tc>
@@ -4036,5 +4157,23 @@
       </w:tblCellMar>
     </w:tblPr>
   </w:style>
+  <w:style w:type="paragraph" w:styleId="Heading1">
+    <w:name w:val="heading 1"/>
+    <w:basedOn w:val="Normal"/>
+    <w:pPr>
+      <w:outlineLvl w:val="0"/>
+      <w:keepNext w:val="0"/>
+      <w:keepLines w:val="0"/>
+    </w:pPr>
+  </w:style>
+  <w:style w:type="paragraph" w:styleId="Heading2">
+    <w:name w:val="heading 2"/>
+    <w:basedOn w:val="Normal"/>
+    <w:pPr>
+      <w:outlineLvl w:val="1"/>
+      <w:keepNext w:val="0"/>
+      <w:keepLines w:val="0"/>
+    </w:pPr>
+  </w:style>
 </w:styles>
 </file>